--- a/Freelance_Marketplace_Ecosystem_P12.docx
+++ b/Freelance_Marketplace_Ecosystem_P12.docx
@@ -1036,8 +1036,28 @@
       <w:r>
         <w:rPr>
           <w:rFonts w:cs="Times New Roman"/>
-        </w:rPr>
-        <w:t>Quản lý User, Client và Freelancer.</w:t>
+          <w:lang w:val="en-US"/>
+        </w:rPr>
+        <w:t>Manage</w:t>
+      </w:r>
+      <w:r>
+        <w:rPr>
+          <w:rFonts w:cs="Times New Roman"/>
+        </w:rPr>
+        <w:t xml:space="preserve"> User, Client </w:t>
+      </w:r>
+      <w:r>
+        <w:rPr>
+          <w:rFonts w:cs="Times New Roman"/>
+          <w:lang w:val="en-US"/>
+        </w:rPr>
+        <w:t>and</w:t>
+      </w:r>
+      <w:r>
+        <w:rPr>
+          <w:rFonts w:cs="Times New Roman"/>
+        </w:rPr>
+        <w:t xml:space="preserve"> Freelancer.</w:t>
       </w:r>
     </w:p>
     <w:p>
@@ -1046,12 +1066,13 @@
         <w:ind w:left="397" w:hanging="198"/>
         <w:rPr>
           <w:rFonts w:cs="Times New Roman"/>
-        </w:rPr>
-      </w:pPr>
-      <w:r>
-        <w:rPr>
-          <w:rFonts w:cs="Times New Roman"/>
-          <w:b/>
+          <w:bCs/>
+        </w:rPr>
+      </w:pPr>
+      <w:r>
+        <w:rPr>
+          <w:rFonts w:cs="Times New Roman"/>
+          <w:bCs/>
         </w:rPr>
         <w:t>• Manage FREELANCER profiles and SKILL.</w:t>
       </w:r>
@@ -1074,8 +1095,28 @@
       <w:r>
         <w:rPr>
           <w:rFonts w:cs="Times New Roman"/>
-        </w:rPr>
-        <w:t>Quản lý Job và Job Category.</w:t>
+          <w:lang w:val="en-US"/>
+        </w:rPr>
+        <w:t>Manage</w:t>
+      </w:r>
+      <w:r>
+        <w:rPr>
+          <w:rFonts w:cs="Times New Roman"/>
+        </w:rPr>
+        <w:t xml:space="preserve"> Job </w:t>
+      </w:r>
+      <w:r>
+        <w:rPr>
+          <w:rFonts w:cs="Times New Roman"/>
+          <w:lang w:val="en-US"/>
+        </w:rPr>
+        <w:t>and</w:t>
+      </w:r>
+      <w:r>
+        <w:rPr>
+          <w:rFonts w:cs="Times New Roman"/>
+        </w:rPr>
+        <w:t xml:space="preserve"> Job Category.</w:t>
       </w:r>
     </w:p>
     <w:p>
@@ -1096,8 +1137,34 @@
       <w:r>
         <w:rPr>
           <w:rFonts w:cs="Times New Roman"/>
-        </w:rPr>
-        <w:t>Quản lý Proposal và lựa chọn Freelancer.</w:t>
+          <w:lang w:val="en-US"/>
+        </w:rPr>
+        <w:t>Manage</w:t>
+      </w:r>
+      <w:r>
+        <w:rPr>
+          <w:rFonts w:cs="Times New Roman"/>
+        </w:rPr>
+        <w:t xml:space="preserve"> Proposal </w:t>
+      </w:r>
+      <w:r>
+        <w:rPr>
+          <w:rFonts w:cs="Times New Roman"/>
+          <w:lang w:val="en-US"/>
+        </w:rPr>
+        <w:t xml:space="preserve">and </w:t>
+      </w:r>
+      <w:r>
+        <w:rPr>
+          <w:rFonts w:cs="Times New Roman"/>
+        </w:rPr>
+        <w:t>the selection of</w:t>
+      </w:r>
+      <w:r>
+        <w:rPr>
+          <w:rFonts w:cs="Times New Roman"/>
+        </w:rPr>
+        <w:t xml:space="preserve"> Freelancer.</w:t>
       </w:r>
     </w:p>
     <w:p>
@@ -1118,8 +1185,41 @@
       <w:r>
         <w:rPr>
           <w:rFonts w:cs="Times New Roman"/>
-        </w:rPr>
-        <w:t>Quản lý Contract và các Milestone.</w:t>
+          <w:lang w:val="en-US"/>
+        </w:rPr>
+        <w:t>Manage</w:t>
+      </w:r>
+      <w:r>
+        <w:rPr>
+          <w:rFonts w:cs="Times New Roman"/>
+        </w:rPr>
+        <w:t xml:space="preserve"> Contract </w:t>
+      </w:r>
+      <w:r>
+        <w:rPr>
+          <w:rFonts w:cs="Times New Roman"/>
+          <w:lang w:val="en-US"/>
+        </w:rPr>
+        <w:t>and</w:t>
+      </w:r>
+      <w:r>
+        <w:rPr>
+          <w:rFonts w:cs="Times New Roman"/>
+        </w:rPr>
+        <w:t xml:space="preserve"> Milestone</w:t>
+      </w:r>
+      <w:r>
+        <w:rPr>
+          <w:rFonts w:cs="Times New Roman"/>
+          <w:lang w:val="en-US"/>
+        </w:rPr>
+        <w:t>s</w:t>
+      </w:r>
+      <w:r>
+        <w:rPr>
+          <w:rFonts w:cs="Times New Roman"/>
+        </w:rPr>
+        <w:t>.</w:t>
       </w:r>
     </w:p>
     <w:p>
@@ -1140,8 +1240,34 @@
       <w:r>
         <w:rPr>
           <w:rFonts w:cs="Times New Roman"/>
-        </w:rPr>
-        <w:t>Ghi nhận Payment Release theo Milestone.</w:t>
+          <w:lang w:val="en-US"/>
+        </w:rPr>
+        <w:t>Record</w:t>
+      </w:r>
+      <w:r>
+        <w:rPr>
+          <w:rFonts w:cs="Times New Roman"/>
+        </w:rPr>
+        <w:t xml:space="preserve"> Payment Release </w:t>
+      </w:r>
+      <w:r>
+        <w:rPr>
+          <w:rFonts w:cs="Times New Roman"/>
+        </w:rPr>
+        <w:t>associated</w:t>
+      </w:r>
+      <w:r>
+        <w:rPr>
+          <w:rFonts w:cs="Times New Roman"/>
+          <w:lang w:val="en-US"/>
+        </w:rPr>
+        <w:t xml:space="preserve"> with</w:t>
+      </w:r>
+      <w:r>
+        <w:rPr>
+          <w:rFonts w:cs="Times New Roman"/>
+        </w:rPr>
+        <w:t xml:space="preserve"> Milestone.</w:t>
       </w:r>
     </w:p>
     <w:p>
@@ -1150,12 +1276,13 @@
         <w:ind w:left="397" w:hanging="198"/>
         <w:rPr>
           <w:rFonts w:cs="Times New Roman"/>
-        </w:rPr>
-      </w:pPr>
-      <w:r>
-        <w:rPr>
-          <w:rFonts w:cs="Times New Roman"/>
-          <w:b/>
+          <w:bCs/>
+        </w:rPr>
+      </w:pPr>
+      <w:r>
+        <w:rPr>
+          <w:rFonts w:cs="Times New Roman"/>
+          <w:bCs/>
         </w:rPr>
         <w:t>• Manage REVIEW and ratings between the parties.</w:t>
       </w:r>
@@ -1189,7 +1316,14 @@
           <w:rFonts w:cs="Times New Roman"/>
           <w:b/>
         </w:rPr>
-        <w:t>• Real-money payments and bank payment gateway integration.</w:t>
+        <w:t xml:space="preserve">• </w:t>
+      </w:r>
+      <w:r>
+        <w:rPr>
+          <w:rFonts w:cs="Times New Roman"/>
+          <w:bCs/>
+        </w:rPr>
+        <w:t>Real-money payments and bank payment gateway integration.</w:t>
       </w:r>
     </w:p>
     <w:p>
@@ -1211,7 +1345,7 @@
         <w:rPr>
           <w:rFonts w:cs="Times New Roman"/>
         </w:rPr>
-        <w:t>Chat thời gian thực và gọi video.</w:t>
+        <w:t>Real-time chat and video calling</w:t>
       </w:r>
     </w:p>
     <w:p>
@@ -1232,8 +1366,28 @@
       <w:r>
         <w:rPr>
           <w:rFonts w:cs="Times New Roman"/>
-        </w:rPr>
-        <w:t>Hệ thống recommendation/AI matching.</w:t>
+          <w:lang w:val="en-US"/>
+        </w:rPr>
+        <w:t>R</w:t>
+      </w:r>
+      <w:r>
+        <w:rPr>
+          <w:rFonts w:cs="Times New Roman"/>
+        </w:rPr>
+        <w:t>ecommendation</w:t>
+      </w:r>
+      <w:r>
+        <w:rPr>
+          <w:rFonts w:cs="Times New Roman"/>
+          <w:lang w:val="en-US"/>
+        </w:rPr>
+        <w:t xml:space="preserve"> systems</w:t>
+      </w:r>
+      <w:r>
+        <w:rPr>
+          <w:rFonts w:cs="Times New Roman"/>
+        </w:rPr>
+        <w:t>/AI matching.</w:t>
       </w:r>
     </w:p>
     <w:p>
@@ -1242,12 +1396,13 @@
         <w:ind w:left="397" w:hanging="198"/>
         <w:rPr>
           <w:rFonts w:cs="Times New Roman"/>
-        </w:rPr>
-      </w:pPr>
-      <w:r>
-        <w:rPr>
-          <w:rFonts w:cs="Times New Roman"/>
-          <w:b/>
+          <w:bCs/>
+        </w:rPr>
+      </w:pPr>
+      <w:r>
+        <w:rPr>
+          <w:rFonts w:cs="Times New Roman"/>
+          <w:bCs/>
         </w:rPr>
         <w:t>• Complete mobile application.</w:t>
       </w:r>
@@ -1271,7 +1426,7 @@
         <w:rPr>
           <w:rFonts w:cs="Times New Roman"/>
         </w:rPr>
-        <w:t>KYC/Identity verification thực tế.</w:t>
+        <w:t>KYC/Identity verification.</w:t>
       </w:r>
     </w:p>
     <w:p>
@@ -3485,10 +3640,17 @@
     <w:p>
       <w:pPr>
         <w:pStyle w:val="Heading2"/>
-      </w:pPr>
-      <w:r>
-        <w:rPr>
-          <w:b w:val="0"/>
+        <w:rPr>
+          <w:bCs w:val="0"/>
+          <w:sz w:val="26"/>
+          <w:szCs w:val="26"/>
+        </w:rPr>
+      </w:pPr>
+      <w:r>
+        <w:rPr>
+          <w:bCs w:val="0"/>
+          <w:sz w:val="26"/>
+          <w:szCs w:val="26"/>
         </w:rPr>
         <w:t>2.2 Logical Schema Mapping</w:t>
       </w:r>
@@ -3762,10 +3924,17 @@
     <w:p>
       <w:pPr>
         <w:pStyle w:val="Heading2"/>
-      </w:pPr>
-      <w:r>
-        <w:rPr>
-          <w:b w:val="0"/>
+        <w:rPr>
+          <w:bCs w:val="0"/>
+          <w:sz w:val="26"/>
+          <w:szCs w:val="26"/>
+        </w:rPr>
+      </w:pPr>
+      <w:r>
+        <w:rPr>
+          <w:bCs w:val="0"/>
+          <w:sz w:val="26"/>
+          <w:szCs w:val="26"/>
         </w:rPr>
         <w:t>2.3 Normalization Verification (1NF → 3NF/BCNF)</w:t>
       </w:r>
@@ -3926,12 +4095,17 @@
     <w:p>
       <w:pPr>
         <w:pStyle w:val="Heading11"/>
-      </w:pPr>
-      <w:r>
-        <w:rPr>
-          <w:b w:val="0"/>
-        </w:rPr>
-        <w:t>3. Data Dictionary (Adapted from ISO/IEC 11179)</w:t>
+        <w:rPr>
+          <w:bCs/>
+          <w:lang w:val="en-US"/>
+        </w:rPr>
+      </w:pPr>
+      <w:r>
+        <w:rPr>
+          <w:bCs/>
+          <w:lang w:val="en-US"/>
+        </w:rPr>
+        <w:t xml:space="preserve"> </w:t>
       </w:r>
     </w:p>
     <w:p>
@@ -12466,7 +12640,6 @@
   <w:style w:type="character" w:default="1" w:styleId="DefaultParagraphFont">
     <w:name w:val="Default Paragraph Font"/>
     <w:uiPriority w:val="1"/>
-    <w:semiHidden/>
     <w:unhideWhenUsed/>
   </w:style>
   <w:style w:type="table" w:default="1" w:styleId="TableNormal">

--- a/Freelance_Marketplace_Ecosystem_P12.docx
+++ b/Freelance_Marketplace_Ecosystem_P12.docx
@@ -3644,282 +3644,20 @@
           <w:bCs w:val="0"/>
           <w:sz w:val="26"/>
           <w:szCs w:val="26"/>
-        </w:rPr>
-      </w:pPr>
-      <w:r>
+          <w:lang w:val="en-US"/>
+        </w:rPr>
+      </w:pPr>
+    </w:p>
+    <w:p>
+      <w:pPr>
+        <w:pStyle w:val="Heading2"/>
         <w:rPr>
           <w:bCs w:val="0"/>
           <w:sz w:val="26"/>
           <w:szCs w:val="26"/>
-        </w:rPr>
-        <w:t>2.2 Logical Schema Mapping</w:t>
-      </w:r>
-    </w:p>
-    <w:p>
-      <w:pPr>
-        <w:pStyle w:val="ReportBody"/>
-      </w:pPr>
-      <w:r>
-        <w:t>The logical schema below is mapped directly from the Phase 1 conceptual model. Entity names, relationships, and foreign keys are kept consistent with the Phase 1 ER/EER diagram. In particular, JOB, JOB_CATEGORY, MILESTONE, and the payment participants are retained rather than replaced by alternative entities from the second document.</w:t>
-      </w:r>
-    </w:p>
-    <w:p>
-      <w:pPr>
-        <w:pStyle w:val="Heading3"/>
-      </w:pPr>
-      <w:r>
-        <w:lastRenderedPageBreak/>
-        <w:t>USER</w:t>
-      </w:r>
-    </w:p>
-    <w:p>
-      <w:pPr>
-        <w:pStyle w:val="ReportBody"/>
-      </w:pPr>
-      <w:r>
-        <w:t>users( user_id PK, email, full_name, password_hash, phone )</w:t>
-      </w:r>
-    </w:p>
-    <w:p>
-      <w:pPr>
-        <w:pStyle w:val="Heading3"/>
-      </w:pPr>
-      <w:r>
-        <w:t>CLIENT</w:t>
-      </w:r>
-    </w:p>
-    <w:p>
-      <w:pPr>
-        <w:pStyle w:val="ReportBody"/>
-      </w:pPr>
-      <w:r>
-        <w:t>clients( client_id PK, FK → users.user_id, company_name, company_description, location )</w:t>
-      </w:r>
-    </w:p>
-    <w:p>
-      <w:pPr>
-        <w:pStyle w:val="Heading3"/>
-      </w:pPr>
-      <w:r>
-        <w:t>FREELANCER</w:t>
-      </w:r>
-    </w:p>
-    <w:p>
-      <w:pPr>
-        <w:pStyle w:val="ReportBody"/>
-      </w:pPr>
-      <w:r>
-        <w:t>freelancers( freelancer_id PK, FK → users.user_id, professional_title, bio, hourly_rate, experience_level )</w:t>
-      </w:r>
-    </w:p>
-    <w:p>
-      <w:pPr>
-        <w:pStyle w:val="Heading3"/>
-      </w:pPr>
-      <w:r>
-        <w:t>SKILL</w:t>
-      </w:r>
-    </w:p>
-    <w:p>
-      <w:pPr>
-        <w:pStyle w:val="ReportBody"/>
-      </w:pPr>
-      <w:r>
-        <w:t>skills( skill_id PK, skill_name )</w:t>
-      </w:r>
-    </w:p>
-    <w:p>
-      <w:pPr>
-        <w:pStyle w:val="Heading3"/>
-      </w:pPr>
-      <w:r>
-        <w:t>FREELANCER_SKILL</w:t>
-      </w:r>
-    </w:p>
-    <w:p>
-      <w:pPr>
-        <w:pStyle w:val="ReportBody"/>
-      </w:pPr>
-      <w:r>
-        <w:t>freelancer_skills( freelancer_id PK, FK, skill_id PK, FK, skill_level )</w:t>
-      </w:r>
-    </w:p>
-    <w:p>
-      <w:pPr>
-        <w:pStyle w:val="Heading3"/>
-      </w:pPr>
-      <w:r>
-        <w:t>JOB_CATEGORY</w:t>
-      </w:r>
-    </w:p>
-    <w:p>
-      <w:pPr>
-        <w:pStyle w:val="ReportBody"/>
-      </w:pPr>
-      <w:r>
-        <w:t>job_categories( category_id PK, category_name, description )</w:t>
-      </w:r>
-    </w:p>
-    <w:p>
-      <w:pPr>
-        <w:pStyle w:val="Heading3"/>
-      </w:pPr>
-      <w:r>
-        <w:t>JOB</w:t>
-      </w:r>
-    </w:p>
-    <w:p>
-      <w:pPr>
-        <w:pStyle w:val="ReportBody"/>
-      </w:pPr>
-      <w:r>
-        <w:t>jobs( job_id PK, client_id FK, category_id FK, title, description, budget_min, budget_max, deadline, status )</w:t>
-      </w:r>
-    </w:p>
-    <w:p>
-      <w:pPr>
-        <w:pStyle w:val="Heading3"/>
-      </w:pPr>
-      <w:r>
-        <w:t>PROPOSAL</w:t>
-      </w:r>
-    </w:p>
-    <w:p>
-      <w:pPr>
-        <w:pStyle w:val="ReportBody"/>
-      </w:pPr>
-      <w:r>
-        <w:t>proposals( proposal_id PK, job_id FK, freelancer_id FK, proposed_amount, cover_letter, estimated_days, status, submitted_at )</w:t>
-      </w:r>
-    </w:p>
-    <w:p>
-      <w:pPr>
-        <w:pStyle w:val="Heading3"/>
-      </w:pPr>
-      <w:r>
-        <w:t>CONTRACT</w:t>
-      </w:r>
-    </w:p>
-    <w:p>
-      <w:pPr>
-        <w:pStyle w:val="ReportBody"/>
-      </w:pPr>
-      <w:r>
-        <w:t>contracts( contract_id PK, proposal_id FK UNIQUE, client_id FK, freelancer_id FK, start_date, end_date, total_amount, status )</w:t>
-      </w:r>
-    </w:p>
-    <w:p>
-      <w:pPr>
-        <w:pStyle w:val="Heading3"/>
-      </w:pPr>
-      <w:r>
-        <w:t>MILESTONE</w:t>
-      </w:r>
-    </w:p>
-    <w:p>
-      <w:pPr>
-        <w:pStyle w:val="ReportBody"/>
-      </w:pPr>
-      <w:r>
-        <w:t>milestones( milestone_id PK, contract_id FK, title, description, amount, due_date, status )</w:t>
-      </w:r>
-    </w:p>
-    <w:p>
-      <w:pPr>
-        <w:pStyle w:val="Heading3"/>
-      </w:pPr>
-      <w:r>
-        <w:t>PAYMENT</w:t>
-      </w:r>
-    </w:p>
-    <w:p>
-      <w:pPr>
-        <w:pStyle w:val="ReportBody"/>
-      </w:pPr>
-      <w:r>
-        <w:t>payments( payment_id PK, milestone_id FK UNIQUE, payer_id FK → users.user_id, payee_id FK → users.user_id, amount, payment_status )</w:t>
-      </w:r>
-    </w:p>
-    <w:p>
-      <w:pPr>
-        <w:pStyle w:val="Heading3"/>
-      </w:pPr>
-      <w:r>
-        <w:t>REVIEW</w:t>
-      </w:r>
-    </w:p>
-    <w:p>
-      <w:pPr>
-        <w:pStyle w:val="ReportBody"/>
-      </w:pPr>
-      <w:r>
-        <w:t>reviews( review_id PK, contract_id FK, reviewer_id FK → users.user_id, reviewee_id FK → users.user_id, rating, comment )</w:t>
-      </w:r>
-    </w:p>
-    <w:p>
-      <w:pPr>
-        <w:pStyle w:val="Heading3"/>
-      </w:pPr>
-      <w:r>
-        <w:t>Mapping and integrity notes</w:t>
-      </w:r>
-    </w:p>
-    <w:p>
-      <w:pPr>
-        <w:pStyle w:val="ReportBody"/>
-      </w:pPr>
-      <w:r>
-        <w:t>• USER is the supertype; CLIENT and FREELANCER are 1:1 specializations linked back to USER through their identifiers.</w:t>
-      </w:r>
-    </w:p>
-    <w:p>
-      <w:pPr>
-        <w:pStyle w:val="ReportBody"/>
-      </w:pPr>
-      <w:r>
-        <w:t>• CLIENT owns JOB records, while JOB_CATEGORY classifies JOB. Therefore every JOB references exactly one CLIENT and one JOB_CATEGORY.</w:t>
-      </w:r>
-    </w:p>
-    <w:p>
-      <w:pPr>
-        <w:pStyle w:val="ReportBody"/>
-      </w:pPr>
-      <w:r>
-        <w:t>• FREELANCER_SKILL resolves the many-to-many relationship between FREELANCER and SKILL.</w:t>
-      </w:r>
-    </w:p>
-    <w:p>
-      <w:pPr>
-        <w:pStyle w:val="ReportBody"/>
-      </w:pPr>
-      <w:r>
-        <w:lastRenderedPageBreak/>
-        <w:t>• PROPOSAL connects one FREELANCER to one JOB. A UNIQUE constraint on (job_id, freelancer_id) enforces the rule that a freelancer may submit at most one proposal for the same job.</w:t>
-      </w:r>
-    </w:p>
-    <w:p>
-      <w:pPr>
-        <w:pStyle w:val="ReportBody"/>
-      </w:pPr>
-      <w:r>
-        <w:t>• CONTRACT is created only from an accepted PROPOSAL. proposal_id is UNIQUE so one proposal can create at most one contract.</w:t>
-      </w:r>
-    </w:p>
-    <w:p>
-      <w:pPr>
-        <w:pStyle w:val="ReportBody"/>
-      </w:pPr>
-      <w:r>
-        <w:t>• MILESTONE belongs to one CONTRACT. PAYMENT is tied to a MILESTONE and is limited to at most one successful payment per milestone by a UNIQUE milestone_id constraint in the logical design.</w:t>
-      </w:r>
-    </w:p>
-    <w:p>
-      <w:pPr>
-        <w:pStyle w:val="ReportBody"/>
-      </w:pPr>
-      <w:r>
-        <w:t>• REVIEW keeps both reviewer_id and reviewee_id so that reviews can be written in either direction, while business constraints prevent self-review and duplicate reviews on the same contract.</w:t>
-      </w:r>
+          <w:lang w:val="en-US"/>
+        </w:rPr>
+      </w:pPr>
     </w:p>
     <w:p>
       <w:pPr>
@@ -3928,14 +3666,309 @@
           <w:bCs w:val="0"/>
           <w:sz w:val="26"/>
           <w:szCs w:val="26"/>
-        </w:rPr>
-      </w:pPr>
-      <w:r>
+          <w:lang w:val="en-US"/>
+        </w:rPr>
+      </w:pPr>
+    </w:p>
+    <w:p>
+      <w:pPr>
+        <w:pStyle w:val="Heading2"/>
         <w:rPr>
           <w:bCs w:val="0"/>
           <w:sz w:val="26"/>
           <w:szCs w:val="26"/>
         </w:rPr>
+      </w:pPr>
+      <w:r>
+        <w:rPr>
+          <w:bCs w:val="0"/>
+          <w:sz w:val="26"/>
+          <w:szCs w:val="26"/>
+        </w:rPr>
+        <w:lastRenderedPageBreak/>
+        <w:t>2.2 Logical Schema Mapping</w:t>
+      </w:r>
+    </w:p>
+    <w:p>
+      <w:pPr>
+        <w:pStyle w:val="ReportBody"/>
+      </w:pPr>
+      <w:r>
+        <w:t>The logical schema below is mapped directly from the Phase 1 conceptual model. Entity names, relationships, and foreign keys are kept consistent with the Phase 1 ER/EER diagram. In particular, JOB, JOB_CATEGORY, MILESTONE, and the payment participants are retained rather than replaced by alternative entities from the second document.</w:t>
+      </w:r>
+    </w:p>
+    <w:p>
+      <w:pPr>
+        <w:pStyle w:val="Heading3"/>
+      </w:pPr>
+      <w:r>
+        <w:t>USER</w:t>
+      </w:r>
+    </w:p>
+    <w:p>
+      <w:pPr>
+        <w:pStyle w:val="ReportBody"/>
+      </w:pPr>
+      <w:r>
+        <w:t>users( user_id PK, email, full_name, password_hash, phone )</w:t>
+      </w:r>
+    </w:p>
+    <w:p>
+      <w:pPr>
+        <w:pStyle w:val="Heading3"/>
+      </w:pPr>
+      <w:r>
+        <w:t>CLIENT</w:t>
+      </w:r>
+    </w:p>
+    <w:p>
+      <w:pPr>
+        <w:pStyle w:val="ReportBody"/>
+      </w:pPr>
+      <w:r>
+        <w:t>clients( client_id PK, FK → users.user_id, company_name, company_description, location )</w:t>
+      </w:r>
+    </w:p>
+    <w:p>
+      <w:pPr>
+        <w:pStyle w:val="Heading3"/>
+      </w:pPr>
+      <w:r>
+        <w:t>FREELANCER</w:t>
+      </w:r>
+    </w:p>
+    <w:p>
+      <w:pPr>
+        <w:pStyle w:val="ReportBody"/>
+      </w:pPr>
+      <w:r>
+        <w:t>freelancers( freelancer_id PK, FK → users.user_id, professional_title, bio, hourly_rate, experience_level )</w:t>
+      </w:r>
+    </w:p>
+    <w:p>
+      <w:pPr>
+        <w:pStyle w:val="Heading3"/>
+      </w:pPr>
+      <w:r>
+        <w:t>SKILL</w:t>
+      </w:r>
+    </w:p>
+    <w:p>
+      <w:pPr>
+        <w:pStyle w:val="ReportBody"/>
+      </w:pPr>
+      <w:r>
+        <w:t>skills( skill_id PK, skill_name )</w:t>
+      </w:r>
+    </w:p>
+    <w:p>
+      <w:pPr>
+        <w:pStyle w:val="Heading3"/>
+      </w:pPr>
+      <w:r>
+        <w:t>FREELANCER_SKILL</w:t>
+      </w:r>
+    </w:p>
+    <w:p>
+      <w:pPr>
+        <w:pStyle w:val="ReportBody"/>
+      </w:pPr>
+      <w:r>
+        <w:t>freelancer_skills( freelancer_id PK, FK, skill_id PK, FK, skill_level )</w:t>
+      </w:r>
+    </w:p>
+    <w:p>
+      <w:pPr>
+        <w:pStyle w:val="Heading3"/>
+      </w:pPr>
+      <w:r>
+        <w:t>JOB_CATEGORY</w:t>
+      </w:r>
+    </w:p>
+    <w:p>
+      <w:pPr>
+        <w:pStyle w:val="ReportBody"/>
+      </w:pPr>
+      <w:r>
+        <w:t>job_categories( category_id PK, category_name, description )</w:t>
+      </w:r>
+    </w:p>
+    <w:p>
+      <w:pPr>
+        <w:pStyle w:val="Heading3"/>
+      </w:pPr>
+      <w:r>
+        <w:t>JOB</w:t>
+      </w:r>
+    </w:p>
+    <w:p>
+      <w:pPr>
+        <w:pStyle w:val="ReportBody"/>
+      </w:pPr>
+      <w:r>
+        <w:t>jobs( job_id PK, client_id FK, category_id FK, title, description, budget_min, budget_max, deadline, status )</w:t>
+      </w:r>
+    </w:p>
+    <w:p>
+      <w:pPr>
+        <w:pStyle w:val="Heading3"/>
+      </w:pPr>
+      <w:r>
+        <w:t>PROPOSAL</w:t>
+      </w:r>
+    </w:p>
+    <w:p>
+      <w:pPr>
+        <w:pStyle w:val="ReportBody"/>
+      </w:pPr>
+      <w:r>
+        <w:t>proposals( proposal_id PK, job_id FK, freelancer_id FK, proposed_amount, cover_letter, estimated_days, status, submitted_at )</w:t>
+      </w:r>
+    </w:p>
+    <w:p>
+      <w:pPr>
+        <w:pStyle w:val="Heading3"/>
+      </w:pPr>
+      <w:r>
+        <w:t>CONTRACT</w:t>
+      </w:r>
+    </w:p>
+    <w:p>
+      <w:pPr>
+        <w:pStyle w:val="ReportBody"/>
+      </w:pPr>
+      <w:r>
+        <w:t>contracts( contract_id PK, proposal_id FK UNIQUE, client_id FK, freelancer_id FK, start_date, end_date, total_amount, status )</w:t>
+      </w:r>
+    </w:p>
+    <w:p>
+      <w:pPr>
+        <w:pStyle w:val="Heading3"/>
+      </w:pPr>
+      <w:r>
+        <w:t>MILESTONE</w:t>
+      </w:r>
+    </w:p>
+    <w:p>
+      <w:pPr>
+        <w:pStyle w:val="ReportBody"/>
+      </w:pPr>
+      <w:r>
+        <w:t>milestones( milestone_id PK, contract_id FK, title, description, amount, due_date, status )</w:t>
+      </w:r>
+    </w:p>
+    <w:p>
+      <w:pPr>
+        <w:pStyle w:val="Heading3"/>
+      </w:pPr>
+      <w:r>
+        <w:t>PAYMENT</w:t>
+      </w:r>
+    </w:p>
+    <w:p>
+      <w:pPr>
+        <w:pStyle w:val="ReportBody"/>
+      </w:pPr>
+      <w:r>
+        <w:t>payments( payment_id PK, milestone_id FK UNIQUE, payer_id FK → users.user_id, payee_id FK → users.user_id, amount, payment_status )</w:t>
+      </w:r>
+    </w:p>
+    <w:p>
+      <w:pPr>
+        <w:pStyle w:val="Heading3"/>
+      </w:pPr>
+      <w:r>
+        <w:t>REVIEW</w:t>
+      </w:r>
+    </w:p>
+    <w:p>
+      <w:pPr>
+        <w:pStyle w:val="ReportBody"/>
+      </w:pPr>
+      <w:r>
+        <w:t>reviews( review_id PK, contract_id FK, reviewer_id FK → users.user_id, reviewee_id FK → users.user_id, rating, comment )</w:t>
+      </w:r>
+    </w:p>
+    <w:p>
+      <w:pPr>
+        <w:pStyle w:val="Heading3"/>
+      </w:pPr>
+      <w:r>
+        <w:lastRenderedPageBreak/>
+        <w:t>Mapping and integrity notes</w:t>
+      </w:r>
+    </w:p>
+    <w:p>
+      <w:pPr>
+        <w:pStyle w:val="ReportBody"/>
+      </w:pPr>
+      <w:r>
+        <w:t>• USER is the supertype; CLIENT and FREELANCER are 1:1 specializations linked back to USER through their identifiers.</w:t>
+      </w:r>
+    </w:p>
+    <w:p>
+      <w:pPr>
+        <w:pStyle w:val="ReportBody"/>
+      </w:pPr>
+      <w:r>
+        <w:t>• CLIENT owns JOB records, while JOB_CATEGORY classifies JOB. Therefore every JOB references exactly one CLIENT and one JOB_CATEGORY.</w:t>
+      </w:r>
+    </w:p>
+    <w:p>
+      <w:pPr>
+        <w:pStyle w:val="ReportBody"/>
+      </w:pPr>
+      <w:r>
+        <w:t>• FREELANCER_SKILL resolves the many-to-many relationship between FREELANCER and SKILL.</w:t>
+      </w:r>
+    </w:p>
+    <w:p>
+      <w:pPr>
+        <w:pStyle w:val="ReportBody"/>
+      </w:pPr>
+      <w:r>
+        <w:t>• PROPOSAL connects one FREELANCER to one JOB. A UNIQUE constraint on (job_id, freelancer_id) enforces the rule that a freelancer may submit at most one proposal for the same job.</w:t>
+      </w:r>
+    </w:p>
+    <w:p>
+      <w:pPr>
+        <w:pStyle w:val="ReportBody"/>
+      </w:pPr>
+      <w:r>
+        <w:t>• CONTRACT is created only from an accepted PROPOSAL. proposal_id is UNIQUE so one proposal can create at most one contract.</w:t>
+      </w:r>
+    </w:p>
+    <w:p>
+      <w:pPr>
+        <w:pStyle w:val="ReportBody"/>
+      </w:pPr>
+      <w:r>
+        <w:t>• MILESTONE belongs to one CONTRACT. PAYMENT is tied to a MILESTONE and is limited to at most one successful payment per milestone by a UNIQUE milestone_id constraint in the logical design.</w:t>
+      </w:r>
+    </w:p>
+    <w:p>
+      <w:pPr>
+        <w:pStyle w:val="ReportBody"/>
+      </w:pPr>
+      <w:r>
+        <w:t>• REVIEW keeps both reviewer_id and reviewee_id so that reviews can be written in either direction, while business constraints prevent self-review and duplicate reviews on the same contract.</w:t>
+      </w:r>
+    </w:p>
+    <w:p>
+      <w:pPr>
+        <w:pStyle w:val="Heading2"/>
+        <w:rPr>
+          <w:bCs w:val="0"/>
+          <w:sz w:val="26"/>
+          <w:szCs w:val="26"/>
+        </w:rPr>
+      </w:pPr>
+      <w:r>
+        <w:rPr>
+          <w:bCs w:val="0"/>
+          <w:sz w:val="26"/>
+          <w:szCs w:val="26"/>
+        </w:rPr>
         <w:t>2.3 Normalization Verification (1NF → 3NF/BCNF)</w:t>
       </w:r>
     </w:p>
@@ -4024,6 +4057,7 @@
         <w:pStyle w:val="ReportBody"/>
       </w:pPr>
       <w:r>
+        <w:lastRenderedPageBreak/>
         <w:t>• Tables with single-attribute primary keys have no partial dependency by definition.</w:t>
       </w:r>
     </w:p>
@@ -4064,7 +4098,6 @@
         <w:pStyle w:val="ReportBody"/>
       </w:pPr>
       <w:r>
-        <w:lastRenderedPageBreak/>
         <w:t>• JOB stores client_id and category_id as foreign keys instead of duplicating company or category descriptions.</w:t>
       </w:r>
     </w:p>
@@ -5347,6 +5380,7 @@
               <w:rPr>
                 <w:sz w:val="16"/>
               </w:rPr>
+              <w:lastRenderedPageBreak/>
               <w:t>professional_title</w:t>
             </w:r>
           </w:p>
@@ -5691,7 +5725,6 @@
         <w:pStyle w:val="Heading3"/>
       </w:pPr>
       <w:r>
-        <w:lastRenderedPageBreak/>
         <w:t>3.4 SKILL</w:t>
       </w:r>
     </w:p>
@@ -7642,6 +7675,7 @@
         <w:pStyle w:val="Heading3"/>
       </w:pPr>
       <w:r>
+        <w:lastRenderedPageBreak/>
         <w:t>3.8 PROPOSAL</w:t>
       </w:r>
     </w:p>
@@ -10366,6 +10400,7 @@
               <w:rPr>
                 <w:sz w:val="16"/>
               </w:rPr>
+              <w:lastRenderedPageBreak/>
               <w:t>payee_id</w:t>
             </w:r>
           </w:p>
@@ -10624,7 +10659,6 @@
         <w:pStyle w:val="Heading3"/>
       </w:pPr>
       <w:r>
-        <w:lastRenderedPageBreak/>
         <w:t>3.12 REVIEW</w:t>
       </w:r>
     </w:p>
@@ -12640,6 +12674,7 @@
   <w:style w:type="character" w:default="1" w:styleId="DefaultParagraphFont">
     <w:name w:val="Default Paragraph Font"/>
     <w:uiPriority w:val="1"/>
+    <w:semiHidden/>
     <w:unhideWhenUsed/>
   </w:style>
   <w:style w:type="table" w:default="1" w:styleId="TableNormal">

--- a/Freelance_Marketplace_Ecosystem_P12.docx
+++ b/Freelance_Marketplace_Ecosystem_P12.docx
@@ -3644,20 +3644,282 @@
           <w:bCs w:val="0"/>
           <w:sz w:val="26"/>
           <w:szCs w:val="26"/>
-          <w:lang w:val="en-US"/>
-        </w:rPr>
-      </w:pPr>
-    </w:p>
-    <w:p>
-      <w:pPr>
-        <w:pStyle w:val="Heading2"/>
+        </w:rPr>
+      </w:pPr>
+      <w:r>
         <w:rPr>
           <w:bCs w:val="0"/>
           <w:sz w:val="26"/>
           <w:szCs w:val="26"/>
-          <w:lang w:val="en-US"/>
-        </w:rPr>
-      </w:pPr>
+        </w:rPr>
+        <w:t>2.2 Logical Schema Mapping</w:t>
+      </w:r>
+    </w:p>
+    <w:p>
+      <w:pPr>
+        <w:pStyle w:val="ReportBody"/>
+      </w:pPr>
+      <w:r>
+        <w:t>The logical schema below is mapped directly from the Phase 1 conceptual model. Entity names, relationships, and foreign keys are kept consistent with the Phase 1 ER/EER diagram. In particular, JOB, JOB_CATEGORY, MILESTONE, and the payment participants are retained rather than replaced by alternative entities from the second document.</w:t>
+      </w:r>
+    </w:p>
+    <w:p>
+      <w:pPr>
+        <w:pStyle w:val="Heading3"/>
+      </w:pPr>
+      <w:r>
+        <w:lastRenderedPageBreak/>
+        <w:t>USER</w:t>
+      </w:r>
+    </w:p>
+    <w:p>
+      <w:pPr>
+        <w:pStyle w:val="ReportBody"/>
+      </w:pPr>
+      <w:r>
+        <w:t>users( user_id PK, email, full_name, password_hash, phone )</w:t>
+      </w:r>
+    </w:p>
+    <w:p>
+      <w:pPr>
+        <w:pStyle w:val="Heading3"/>
+      </w:pPr>
+      <w:r>
+        <w:t>CLIENT</w:t>
+      </w:r>
+    </w:p>
+    <w:p>
+      <w:pPr>
+        <w:pStyle w:val="ReportBody"/>
+      </w:pPr>
+      <w:r>
+        <w:t>clients( client_id PK, FK → users.user_id, company_name, company_description, location )</w:t>
+      </w:r>
+    </w:p>
+    <w:p>
+      <w:pPr>
+        <w:pStyle w:val="Heading3"/>
+      </w:pPr>
+      <w:r>
+        <w:t>FREELANCER</w:t>
+      </w:r>
+    </w:p>
+    <w:p>
+      <w:pPr>
+        <w:pStyle w:val="ReportBody"/>
+      </w:pPr>
+      <w:r>
+        <w:t>freelancers( freelancer_id PK, FK → users.user_id, professional_title, bio, hourly_rate, experience_level )</w:t>
+      </w:r>
+    </w:p>
+    <w:p>
+      <w:pPr>
+        <w:pStyle w:val="Heading3"/>
+      </w:pPr>
+      <w:r>
+        <w:t>SKILL</w:t>
+      </w:r>
+    </w:p>
+    <w:p>
+      <w:pPr>
+        <w:pStyle w:val="ReportBody"/>
+      </w:pPr>
+      <w:r>
+        <w:t>skills( skill_id PK, skill_name )</w:t>
+      </w:r>
+    </w:p>
+    <w:p>
+      <w:pPr>
+        <w:pStyle w:val="Heading3"/>
+      </w:pPr>
+      <w:r>
+        <w:t>FREELANCER_SKILL</w:t>
+      </w:r>
+    </w:p>
+    <w:p>
+      <w:pPr>
+        <w:pStyle w:val="ReportBody"/>
+      </w:pPr>
+      <w:r>
+        <w:t>freelancer_skills( freelancer_id PK, FK, skill_id PK, FK, skill_level )</w:t>
+      </w:r>
+    </w:p>
+    <w:p>
+      <w:pPr>
+        <w:pStyle w:val="Heading3"/>
+      </w:pPr>
+      <w:r>
+        <w:t>JOB_CATEGORY</w:t>
+      </w:r>
+    </w:p>
+    <w:p>
+      <w:pPr>
+        <w:pStyle w:val="ReportBody"/>
+      </w:pPr>
+      <w:r>
+        <w:t>job_categories( category_id PK, category_name, description )</w:t>
+      </w:r>
+    </w:p>
+    <w:p>
+      <w:pPr>
+        <w:pStyle w:val="Heading3"/>
+      </w:pPr>
+      <w:r>
+        <w:t>JOB</w:t>
+      </w:r>
+    </w:p>
+    <w:p>
+      <w:pPr>
+        <w:pStyle w:val="ReportBody"/>
+      </w:pPr>
+      <w:r>
+        <w:t>jobs( job_id PK, client_id FK, category_id FK, title, description, budget_min, budget_max, deadline, status )</w:t>
+      </w:r>
+    </w:p>
+    <w:p>
+      <w:pPr>
+        <w:pStyle w:val="Heading3"/>
+      </w:pPr>
+      <w:r>
+        <w:t>PROPOSAL</w:t>
+      </w:r>
+    </w:p>
+    <w:p>
+      <w:pPr>
+        <w:pStyle w:val="ReportBody"/>
+      </w:pPr>
+      <w:r>
+        <w:t>proposals( proposal_id PK, job_id FK, freelancer_id FK, proposed_amount, cover_letter, estimated_days, status, submitted_at )</w:t>
+      </w:r>
+    </w:p>
+    <w:p>
+      <w:pPr>
+        <w:pStyle w:val="Heading3"/>
+      </w:pPr>
+      <w:r>
+        <w:t>CONTRACT</w:t>
+      </w:r>
+    </w:p>
+    <w:p>
+      <w:pPr>
+        <w:pStyle w:val="ReportBody"/>
+      </w:pPr>
+      <w:r>
+        <w:t>contracts( contract_id PK, proposal_id FK UNIQUE, client_id FK, freelancer_id FK, start_date, end_date, total_amount, status )</w:t>
+      </w:r>
+    </w:p>
+    <w:p>
+      <w:pPr>
+        <w:pStyle w:val="Heading3"/>
+      </w:pPr>
+      <w:r>
+        <w:t>MILESTONE</w:t>
+      </w:r>
+    </w:p>
+    <w:p>
+      <w:pPr>
+        <w:pStyle w:val="ReportBody"/>
+      </w:pPr>
+      <w:r>
+        <w:t>milestones( milestone_id PK, contract_id FK, title, description, amount, due_date, status )</w:t>
+      </w:r>
+    </w:p>
+    <w:p>
+      <w:pPr>
+        <w:pStyle w:val="Heading3"/>
+      </w:pPr>
+      <w:r>
+        <w:t>PAYMENT</w:t>
+      </w:r>
+    </w:p>
+    <w:p>
+      <w:pPr>
+        <w:pStyle w:val="ReportBody"/>
+      </w:pPr>
+      <w:r>
+        <w:t>payments( payment_id PK, milestone_id FK UNIQUE, payer_id FK → users.user_id, payee_id FK → users.user_id, amount, payment_status )</w:t>
+      </w:r>
+    </w:p>
+    <w:p>
+      <w:pPr>
+        <w:pStyle w:val="Heading3"/>
+      </w:pPr>
+      <w:r>
+        <w:t>REVIEW</w:t>
+      </w:r>
+    </w:p>
+    <w:p>
+      <w:pPr>
+        <w:pStyle w:val="ReportBody"/>
+      </w:pPr>
+      <w:r>
+        <w:t>reviews( review_id PK, contract_id FK, reviewer_id FK → users.user_id, reviewee_id FK → users.user_id, rating, comment )</w:t>
+      </w:r>
+    </w:p>
+    <w:p>
+      <w:pPr>
+        <w:pStyle w:val="Heading3"/>
+      </w:pPr>
+      <w:r>
+        <w:t>Mapping and integrity notes</w:t>
+      </w:r>
+    </w:p>
+    <w:p>
+      <w:pPr>
+        <w:pStyle w:val="ReportBody"/>
+      </w:pPr>
+      <w:r>
+        <w:t>• USER is the supertype; CLIENT and FREELANCER are 1:1 specializations linked back to USER through their identifiers.</w:t>
+      </w:r>
+    </w:p>
+    <w:p>
+      <w:pPr>
+        <w:pStyle w:val="ReportBody"/>
+      </w:pPr>
+      <w:r>
+        <w:t>• CLIENT owns JOB records, while JOB_CATEGORY classifies JOB. Therefore every JOB references exactly one CLIENT and one JOB_CATEGORY.</w:t>
+      </w:r>
+    </w:p>
+    <w:p>
+      <w:pPr>
+        <w:pStyle w:val="ReportBody"/>
+      </w:pPr>
+      <w:r>
+        <w:t>• FREELANCER_SKILL resolves the many-to-many relationship between FREELANCER and SKILL.</w:t>
+      </w:r>
+    </w:p>
+    <w:p>
+      <w:pPr>
+        <w:pStyle w:val="ReportBody"/>
+      </w:pPr>
+      <w:r>
+        <w:lastRenderedPageBreak/>
+        <w:t>• PROPOSAL connects one FREELANCER to one JOB. A UNIQUE constraint on (job_id, freelancer_id) enforces the rule that a freelancer may submit at most one proposal for the same job.</w:t>
+      </w:r>
+    </w:p>
+    <w:p>
+      <w:pPr>
+        <w:pStyle w:val="ReportBody"/>
+      </w:pPr>
+      <w:r>
+        <w:t>• CONTRACT is created only from an accepted PROPOSAL. proposal_id is UNIQUE so one proposal can create at most one contract.</w:t>
+      </w:r>
+    </w:p>
+    <w:p>
+      <w:pPr>
+        <w:pStyle w:val="ReportBody"/>
+      </w:pPr>
+      <w:r>
+        <w:t>• MILESTONE belongs to one CONTRACT. PAYMENT is tied to a MILESTONE and is limited to at most one successful payment per milestone by a UNIQUE milestone_id constraint in the logical design.</w:t>
+      </w:r>
+    </w:p>
+    <w:p>
+      <w:pPr>
+        <w:pStyle w:val="ReportBody"/>
+      </w:pPr>
+      <w:r>
+        <w:t>• REVIEW keeps both reviewer_id and reviewee_id so that reviews can be written in either direction, while business constraints prevent self-review and duplicate reviews on the same contract.</w:t>
+      </w:r>
     </w:p>
     <w:p>
       <w:pPr>
@@ -3666,438 +3928,143 @@
           <w:bCs w:val="0"/>
           <w:sz w:val="26"/>
           <w:szCs w:val="26"/>
-          <w:lang w:val="en-US"/>
-        </w:rPr>
-      </w:pPr>
-    </w:p>
-    <w:p>
-      <w:pPr>
-        <w:pStyle w:val="Heading2"/>
+        </w:rPr>
+      </w:pPr>
+      <w:r>
         <w:rPr>
           <w:bCs w:val="0"/>
           <w:sz w:val="26"/>
           <w:szCs w:val="26"/>
         </w:rPr>
-      </w:pPr>
-      <w:r>
-        <w:rPr>
-          <w:bCs w:val="0"/>
-          <w:sz w:val="26"/>
-          <w:szCs w:val="26"/>
-        </w:rPr>
+        <w:t>2.3 Normalization Verification (1NF → 3NF/BCNF)</w:t>
+      </w:r>
+    </w:p>
+    <w:p>
+      <w:pPr>
+        <w:pStyle w:val="ReportBody"/>
+      </w:pPr>
+      <w:r>
+        <w:t>The reconciled schema is designed to satisfy Third Normal Form (3NF). The normalization checks below use the entities and attributes in the Phase 1 conceptual model while applying the more detailed normalization explanations from the Phase 2 report.</w:t>
+      </w:r>
+    </w:p>
+    <w:p>
+      <w:pPr>
+        <w:pStyle w:val="Heading3"/>
+      </w:pPr>
+      <w:r>
+        <w:t>First Normal Form (1NF)</w:t>
+      </w:r>
+    </w:p>
+    <w:p>
+      <w:pPr>
+        <w:pStyle w:val="ReportBody"/>
+      </w:pPr>
+      <w:r>
+        <w:t>• Each relation has a primary key that uniquely identifies a row.</w:t>
+      </w:r>
+    </w:p>
+    <w:p>
+      <w:pPr>
+        <w:pStyle w:val="ReportBody"/>
+      </w:pPr>
+      <w:r>
+        <w:t>• Attributes contain atomic values rather than lists or repeating groups.</w:t>
+      </w:r>
+    </w:p>
+    <w:p>
+      <w:pPr>
+        <w:pStyle w:val="ReportBody"/>
+      </w:pPr>
+      <w:r>
+        <w:t>• The many-to-many relationship between FREELANCER and SKILL is decomposed into FREELANCER_SKILL, so skills are not stored as a comma-separated attribute.</w:t>
+      </w:r>
+    </w:p>
+    <w:p>
+      <w:pPr>
+        <w:pStyle w:val="ReportBody"/>
+      </w:pPr>
+      <w:r>
+        <w:t>• JOB contains separate atomic attributes such as budget_min, budget_max, deadline, and status rather than a combined repeating field.</w:t>
+      </w:r>
+    </w:p>
+    <w:p>
+      <w:pPr>
+        <w:pStyle w:val="ReportBody"/>
+      </w:pPr>
+      <w:r>
+        <w:t>Therefore, the reconciled database satisfies 1NF.</w:t>
+      </w:r>
+    </w:p>
+    <w:p>
+      <w:pPr>
+        <w:pStyle w:val="Heading3"/>
+      </w:pPr>
+      <w:r>
+        <w:t>Second Normal Form (2NF)</w:t>
+      </w:r>
+    </w:p>
+    <w:p>
+      <w:pPr>
+        <w:pStyle w:val="ReportBody"/>
+      </w:pPr>
+      <w:r>
+        <w:t>• All non-key attributes depend on the entire primary key.</w:t>
+      </w:r>
+    </w:p>
+    <w:p>
+      <w:pPr>
+        <w:pStyle w:val="ReportBody"/>
+      </w:pPr>
+      <w:r>
+        <w:t>• In FREELANCER_SKILL, skill_level depends on the combination of freelancer_id and skill_id, not on either attribute alone.</w:t>
+      </w:r>
+    </w:p>
+    <w:p>
+      <w:pPr>
+        <w:pStyle w:val="ReportBody"/>
+      </w:pPr>
+      <w:r>
+        <w:t>• Tables with single-attribute primary keys have no partial dependency by definition.</w:t>
+      </w:r>
+    </w:p>
+    <w:p>
+      <w:pPr>
+        <w:pStyle w:val="ReportBody"/>
+      </w:pPr>
+      <w:r>
+        <w:t>Therefore, the reconciled database satisfies 2NF.</w:t>
+      </w:r>
+    </w:p>
+    <w:p>
+      <w:pPr>
+        <w:pStyle w:val="Heading3"/>
+      </w:pPr>
+      <w:r>
+        <w:t>Third Normal Form (3NF)</w:t>
+      </w:r>
+    </w:p>
+    <w:p>
+      <w:pPr>
+        <w:pStyle w:val="ReportBody"/>
+      </w:pPr>
+      <w:r>
+        <w:t>• Non-key attributes do not depend transitively on other non-key attributes.</w:t>
+      </w:r>
+    </w:p>
+    <w:p>
+      <w:pPr>
+        <w:pStyle w:val="ReportBody"/>
+      </w:pPr>
+      <w:r>
+        <w:t>• Common account data is kept in USER rather than repeated inside CLIENT and FREELANCER.</w:t>
+      </w:r>
+    </w:p>
+    <w:p>
+      <w:pPr>
+        <w:pStyle w:val="ReportBody"/>
+      </w:pPr>
+      <w:r>
         <w:lastRenderedPageBreak/>
-        <w:t>2.2 Logical Schema Mapping</w:t>
-      </w:r>
-    </w:p>
-    <w:p>
-      <w:pPr>
-        <w:pStyle w:val="ReportBody"/>
-      </w:pPr>
-      <w:r>
-        <w:t>The logical schema below is mapped directly from the Phase 1 conceptual model. Entity names, relationships, and foreign keys are kept consistent with the Phase 1 ER/EER diagram. In particular, JOB, JOB_CATEGORY, MILESTONE, and the payment participants are retained rather than replaced by alternative entities from the second document.</w:t>
-      </w:r>
-    </w:p>
-    <w:p>
-      <w:pPr>
-        <w:pStyle w:val="Heading3"/>
-      </w:pPr>
-      <w:r>
-        <w:t>USER</w:t>
-      </w:r>
-    </w:p>
-    <w:p>
-      <w:pPr>
-        <w:pStyle w:val="ReportBody"/>
-      </w:pPr>
-      <w:r>
-        <w:t>users( user_id PK, email, full_name, password_hash, phone )</w:t>
-      </w:r>
-    </w:p>
-    <w:p>
-      <w:pPr>
-        <w:pStyle w:val="Heading3"/>
-      </w:pPr>
-      <w:r>
-        <w:t>CLIENT</w:t>
-      </w:r>
-    </w:p>
-    <w:p>
-      <w:pPr>
-        <w:pStyle w:val="ReportBody"/>
-      </w:pPr>
-      <w:r>
-        <w:t>clients( client_id PK, FK → users.user_id, company_name, company_description, location )</w:t>
-      </w:r>
-    </w:p>
-    <w:p>
-      <w:pPr>
-        <w:pStyle w:val="Heading3"/>
-      </w:pPr>
-      <w:r>
-        <w:t>FREELANCER</w:t>
-      </w:r>
-    </w:p>
-    <w:p>
-      <w:pPr>
-        <w:pStyle w:val="ReportBody"/>
-      </w:pPr>
-      <w:r>
-        <w:t>freelancers( freelancer_id PK, FK → users.user_id, professional_title, bio, hourly_rate, experience_level )</w:t>
-      </w:r>
-    </w:p>
-    <w:p>
-      <w:pPr>
-        <w:pStyle w:val="Heading3"/>
-      </w:pPr>
-      <w:r>
-        <w:t>SKILL</w:t>
-      </w:r>
-    </w:p>
-    <w:p>
-      <w:pPr>
-        <w:pStyle w:val="ReportBody"/>
-      </w:pPr>
-      <w:r>
-        <w:t>skills( skill_id PK, skill_name )</w:t>
-      </w:r>
-    </w:p>
-    <w:p>
-      <w:pPr>
-        <w:pStyle w:val="Heading3"/>
-      </w:pPr>
-      <w:r>
-        <w:t>FREELANCER_SKILL</w:t>
-      </w:r>
-    </w:p>
-    <w:p>
-      <w:pPr>
-        <w:pStyle w:val="ReportBody"/>
-      </w:pPr>
-      <w:r>
-        <w:t>freelancer_skills( freelancer_id PK, FK, skill_id PK, FK, skill_level )</w:t>
-      </w:r>
-    </w:p>
-    <w:p>
-      <w:pPr>
-        <w:pStyle w:val="Heading3"/>
-      </w:pPr>
-      <w:r>
-        <w:t>JOB_CATEGORY</w:t>
-      </w:r>
-    </w:p>
-    <w:p>
-      <w:pPr>
-        <w:pStyle w:val="ReportBody"/>
-      </w:pPr>
-      <w:r>
-        <w:t>job_categories( category_id PK, category_name, description )</w:t>
-      </w:r>
-    </w:p>
-    <w:p>
-      <w:pPr>
-        <w:pStyle w:val="Heading3"/>
-      </w:pPr>
-      <w:r>
-        <w:t>JOB</w:t>
-      </w:r>
-    </w:p>
-    <w:p>
-      <w:pPr>
-        <w:pStyle w:val="ReportBody"/>
-      </w:pPr>
-      <w:r>
-        <w:t>jobs( job_id PK, client_id FK, category_id FK, title, description, budget_min, budget_max, deadline, status )</w:t>
-      </w:r>
-    </w:p>
-    <w:p>
-      <w:pPr>
-        <w:pStyle w:val="Heading3"/>
-      </w:pPr>
-      <w:r>
-        <w:t>PROPOSAL</w:t>
-      </w:r>
-    </w:p>
-    <w:p>
-      <w:pPr>
-        <w:pStyle w:val="ReportBody"/>
-      </w:pPr>
-      <w:r>
-        <w:t>proposals( proposal_id PK, job_id FK, freelancer_id FK, proposed_amount, cover_letter, estimated_days, status, submitted_at )</w:t>
-      </w:r>
-    </w:p>
-    <w:p>
-      <w:pPr>
-        <w:pStyle w:val="Heading3"/>
-      </w:pPr>
-      <w:r>
-        <w:t>CONTRACT</w:t>
-      </w:r>
-    </w:p>
-    <w:p>
-      <w:pPr>
-        <w:pStyle w:val="ReportBody"/>
-      </w:pPr>
-      <w:r>
-        <w:t>contracts( contract_id PK, proposal_id FK UNIQUE, client_id FK, freelancer_id FK, start_date, end_date, total_amount, status )</w:t>
-      </w:r>
-    </w:p>
-    <w:p>
-      <w:pPr>
-        <w:pStyle w:val="Heading3"/>
-      </w:pPr>
-      <w:r>
-        <w:t>MILESTONE</w:t>
-      </w:r>
-    </w:p>
-    <w:p>
-      <w:pPr>
-        <w:pStyle w:val="ReportBody"/>
-      </w:pPr>
-      <w:r>
-        <w:t>milestones( milestone_id PK, contract_id FK, title, description, amount, due_date, status )</w:t>
-      </w:r>
-    </w:p>
-    <w:p>
-      <w:pPr>
-        <w:pStyle w:val="Heading3"/>
-      </w:pPr>
-      <w:r>
-        <w:t>PAYMENT</w:t>
-      </w:r>
-    </w:p>
-    <w:p>
-      <w:pPr>
-        <w:pStyle w:val="ReportBody"/>
-      </w:pPr>
-      <w:r>
-        <w:t>payments( payment_id PK, milestone_id FK UNIQUE, payer_id FK → users.user_id, payee_id FK → users.user_id, amount, payment_status )</w:t>
-      </w:r>
-    </w:p>
-    <w:p>
-      <w:pPr>
-        <w:pStyle w:val="Heading3"/>
-      </w:pPr>
-      <w:r>
-        <w:t>REVIEW</w:t>
-      </w:r>
-    </w:p>
-    <w:p>
-      <w:pPr>
-        <w:pStyle w:val="ReportBody"/>
-      </w:pPr>
-      <w:r>
-        <w:t>reviews( review_id PK, contract_id FK, reviewer_id FK → users.user_id, reviewee_id FK → users.user_id, rating, comment )</w:t>
-      </w:r>
-    </w:p>
-    <w:p>
-      <w:pPr>
-        <w:pStyle w:val="Heading3"/>
-      </w:pPr>
-      <w:r>
-        <w:lastRenderedPageBreak/>
-        <w:t>Mapping and integrity notes</w:t>
-      </w:r>
-    </w:p>
-    <w:p>
-      <w:pPr>
-        <w:pStyle w:val="ReportBody"/>
-      </w:pPr>
-      <w:r>
-        <w:t>• USER is the supertype; CLIENT and FREELANCER are 1:1 specializations linked back to USER through their identifiers.</w:t>
-      </w:r>
-    </w:p>
-    <w:p>
-      <w:pPr>
-        <w:pStyle w:val="ReportBody"/>
-      </w:pPr>
-      <w:r>
-        <w:t>• CLIENT owns JOB records, while JOB_CATEGORY classifies JOB. Therefore every JOB references exactly one CLIENT and one JOB_CATEGORY.</w:t>
-      </w:r>
-    </w:p>
-    <w:p>
-      <w:pPr>
-        <w:pStyle w:val="ReportBody"/>
-      </w:pPr>
-      <w:r>
-        <w:t>• FREELANCER_SKILL resolves the many-to-many relationship between FREELANCER and SKILL.</w:t>
-      </w:r>
-    </w:p>
-    <w:p>
-      <w:pPr>
-        <w:pStyle w:val="ReportBody"/>
-      </w:pPr>
-      <w:r>
-        <w:t>• PROPOSAL connects one FREELANCER to one JOB. A UNIQUE constraint on (job_id, freelancer_id) enforces the rule that a freelancer may submit at most one proposal for the same job.</w:t>
-      </w:r>
-    </w:p>
-    <w:p>
-      <w:pPr>
-        <w:pStyle w:val="ReportBody"/>
-      </w:pPr>
-      <w:r>
-        <w:t>• CONTRACT is created only from an accepted PROPOSAL. proposal_id is UNIQUE so one proposal can create at most one contract.</w:t>
-      </w:r>
-    </w:p>
-    <w:p>
-      <w:pPr>
-        <w:pStyle w:val="ReportBody"/>
-      </w:pPr>
-      <w:r>
-        <w:t>• MILESTONE belongs to one CONTRACT. PAYMENT is tied to a MILESTONE and is limited to at most one successful payment per milestone by a UNIQUE milestone_id constraint in the logical design.</w:t>
-      </w:r>
-    </w:p>
-    <w:p>
-      <w:pPr>
-        <w:pStyle w:val="ReportBody"/>
-      </w:pPr>
-      <w:r>
-        <w:t>• REVIEW keeps both reviewer_id and reviewee_id so that reviews can be written in either direction, while business constraints prevent self-review and duplicate reviews on the same contract.</w:t>
-      </w:r>
-    </w:p>
-    <w:p>
-      <w:pPr>
-        <w:pStyle w:val="Heading2"/>
-        <w:rPr>
-          <w:bCs w:val="0"/>
-          <w:sz w:val="26"/>
-          <w:szCs w:val="26"/>
-        </w:rPr>
-      </w:pPr>
-      <w:r>
-        <w:rPr>
-          <w:bCs w:val="0"/>
-          <w:sz w:val="26"/>
-          <w:szCs w:val="26"/>
-        </w:rPr>
-        <w:t>2.3 Normalization Verification (1NF → 3NF/BCNF)</w:t>
-      </w:r>
-    </w:p>
-    <w:p>
-      <w:pPr>
-        <w:pStyle w:val="ReportBody"/>
-      </w:pPr>
-      <w:r>
-        <w:t>The reconciled schema is designed to satisfy Third Normal Form (3NF). The normalization checks below use the entities and attributes in the Phase 1 conceptual model while applying the more detailed normalization explanations from the Phase 2 report.</w:t>
-      </w:r>
-    </w:p>
-    <w:p>
-      <w:pPr>
-        <w:pStyle w:val="Heading3"/>
-      </w:pPr>
-      <w:r>
-        <w:t>First Normal Form (1NF)</w:t>
-      </w:r>
-    </w:p>
-    <w:p>
-      <w:pPr>
-        <w:pStyle w:val="ReportBody"/>
-      </w:pPr>
-      <w:r>
-        <w:t>• Each relation has a primary key that uniquely identifies a row.</w:t>
-      </w:r>
-    </w:p>
-    <w:p>
-      <w:pPr>
-        <w:pStyle w:val="ReportBody"/>
-      </w:pPr>
-      <w:r>
-        <w:t>• Attributes contain atomic values rather than lists or repeating groups.</w:t>
-      </w:r>
-    </w:p>
-    <w:p>
-      <w:pPr>
-        <w:pStyle w:val="ReportBody"/>
-      </w:pPr>
-      <w:r>
-        <w:t>• The many-to-many relationship between FREELANCER and SKILL is decomposed into FREELANCER_SKILL, so skills are not stored as a comma-separated attribute.</w:t>
-      </w:r>
-    </w:p>
-    <w:p>
-      <w:pPr>
-        <w:pStyle w:val="ReportBody"/>
-      </w:pPr>
-      <w:r>
-        <w:t>• JOB contains separate atomic attributes such as budget_min, budget_max, deadline, and status rather than a combined repeating field.</w:t>
-      </w:r>
-    </w:p>
-    <w:p>
-      <w:pPr>
-        <w:pStyle w:val="ReportBody"/>
-      </w:pPr>
-      <w:r>
-        <w:t>Therefore, the reconciled database satisfies 1NF.</w:t>
-      </w:r>
-    </w:p>
-    <w:p>
-      <w:pPr>
-        <w:pStyle w:val="Heading3"/>
-      </w:pPr>
-      <w:r>
-        <w:t>Second Normal Form (2NF)</w:t>
-      </w:r>
-    </w:p>
-    <w:p>
-      <w:pPr>
-        <w:pStyle w:val="ReportBody"/>
-      </w:pPr>
-      <w:r>
-        <w:t>• All non-key attributes depend on the entire primary key.</w:t>
-      </w:r>
-    </w:p>
-    <w:p>
-      <w:pPr>
-        <w:pStyle w:val="ReportBody"/>
-      </w:pPr>
-      <w:r>
-        <w:t>• In FREELANCER_SKILL, skill_level depends on the combination of freelancer_id and skill_id, not on either attribute alone.</w:t>
-      </w:r>
-    </w:p>
-    <w:p>
-      <w:pPr>
-        <w:pStyle w:val="ReportBody"/>
-      </w:pPr>
-      <w:r>
-        <w:lastRenderedPageBreak/>
-        <w:t>• Tables with single-attribute primary keys have no partial dependency by definition.</w:t>
-      </w:r>
-    </w:p>
-    <w:p>
-      <w:pPr>
-        <w:pStyle w:val="ReportBody"/>
-      </w:pPr>
-      <w:r>
-        <w:t>Therefore, the reconciled database satisfies 2NF.</w:t>
-      </w:r>
-    </w:p>
-    <w:p>
-      <w:pPr>
-        <w:pStyle w:val="Heading3"/>
-      </w:pPr>
-      <w:r>
-        <w:t>Third Normal Form (3NF)</w:t>
-      </w:r>
-    </w:p>
-    <w:p>
-      <w:pPr>
-        <w:pStyle w:val="ReportBody"/>
-      </w:pPr>
-      <w:r>
-        <w:t>• Non-key attributes do not depend transitively on other non-key attributes.</w:t>
-      </w:r>
-    </w:p>
-    <w:p>
-      <w:pPr>
-        <w:pStyle w:val="ReportBody"/>
-      </w:pPr>
-      <w:r>
-        <w:t>• Common account data is kept in USER rather than repeated inside CLIENT and FREELANCER.</w:t>
-      </w:r>
-    </w:p>
-    <w:p>
-      <w:pPr>
-        <w:pStyle w:val="ReportBody"/>
-      </w:pPr>
-      <w:r>
         <w:t>• JOB stores client_id and category_id as foreign keys instead of duplicating company or category descriptions.</w:t>
       </w:r>
     </w:p>
@@ -5380,7 +5347,6 @@
               <w:rPr>
                 <w:sz w:val="16"/>
               </w:rPr>
-              <w:lastRenderedPageBreak/>
               <w:t>professional_title</w:t>
             </w:r>
           </w:p>
@@ -5725,6 +5691,7 @@
         <w:pStyle w:val="Heading3"/>
       </w:pPr>
       <w:r>
+        <w:lastRenderedPageBreak/>
         <w:t>3.4 SKILL</w:t>
       </w:r>
     </w:p>
@@ -7675,7 +7642,6 @@
         <w:pStyle w:val="Heading3"/>
       </w:pPr>
       <w:r>
-        <w:lastRenderedPageBreak/>
         <w:t>3.8 PROPOSAL</w:t>
       </w:r>
     </w:p>
@@ -10400,7 +10366,6 @@
               <w:rPr>
                 <w:sz w:val="16"/>
               </w:rPr>
-              <w:lastRenderedPageBreak/>
               <w:t>payee_id</w:t>
             </w:r>
           </w:p>
@@ -10659,6 +10624,7 @@
         <w:pStyle w:val="Heading3"/>
       </w:pPr>
       <w:r>
+        <w:lastRenderedPageBreak/>
         <w:t>3.12 REVIEW</w:t>
       </w:r>
     </w:p>

--- a/Freelance_Marketplace_Ecosystem_P12.docx
+++ b/Freelance_Marketplace_Ecosystem_P12.docx
@@ -1,6 +1,6 @@
 
 <file path=word/document.xml><?xml version="1.0" encoding="utf-8"?>
-<w:document xmlns:wpc="http://schemas.microsoft.com/office/word/2010/wordprocessingCanvas" xmlns:cx="http://schemas.microsoft.com/office/drawing/2014/chartex" xmlns:cx1="http://schemas.microsoft.com/office/drawing/2015/9/8/chartex" xmlns:cx2="http://schemas.microsoft.com/office/drawing/2015/10/21/chartex" xmlns:cx3="http://schemas.microsoft.com/office/drawing/2016/5/9/chartex" xmlns:cx4="http://schemas.microsoft.com/office/drawing/2016/5/10/chartex" xmlns:cx5="http://schemas.microsoft.com/office/drawing/2016/5/11/chartex" xmlns:cx6="http://schemas.microsoft.com/office/drawing/2016/5/12/chartex" xmlns:cx7="http://schemas.microsoft.com/office/drawing/2016/5/13/chartex" xmlns:cx8="http://schemas.microsoft.com/office/drawing/2016/5/14/chartex" xmlns:mc="http://schemas.openxmlformats.org/markup-compatibility/2006" xmlns:aink="http://schemas.microsoft.com/office/drawing/2016/ink" xmlns:am3d="http://schemas.microsoft.com/office/drawing/2017/model3d" xmlns:o="urn:schemas-microsoft-com:office:office" xmlns:oel="http://schemas.microsoft.com/office/2019/extlst" xmlns:r="http://schemas.openxmlformats.org/officeDocument/2006/relationships" xmlns:m="http://schemas.openxmlformats.org/officeDocument/2006/math" xmlns:v="urn:schemas-microsoft-com:vml" xmlns:wp14="http://schemas.microsoft.com/office/word/2010/wordprocessingDrawing" xmlns:wp="http://schemas.openxmlformats.org/drawingml/2006/wordprocessingDrawing" xmlns:w10="urn:schemas-microsoft-com:office:word" xmlns:w="http://schemas.openxmlformats.org/wordprocessingml/2006/main" xmlns:w14="http://schemas.microsoft.com/office/word/2010/wordml" xmlns:w15="http://schemas.microsoft.com/office/word/2012/wordml" xmlns:w16cex="http://schemas.microsoft.com/office/word/2018/wordml/cex" xmlns:w16cid="http://schemas.microsoft.com/office/word/2016/wordml/cid" xmlns:w16="http://schemas.microsoft.com/office/word/2018/wordml" xmlns:w16du="http://schemas.microsoft.com/office/word/2023/wordml/word16du" xmlns:w16sdtdh="http://schemas.microsoft.com/office/word/2020/wordml/sdtdatahash" xmlns:w16sdtfl="http://schemas.microsoft.com/office/word/2024/wordml/sdtformatlock" xmlns:w16se="http://schemas.microsoft.com/office/word/2015/wordml/symex" xmlns:wpg="http://schemas.microsoft.com/office/word/2010/wordprocessingGroup" xmlns:wpi="http://schemas.microsoft.com/office/word/2010/wordprocessingInk" xmlns:wne="http://schemas.microsoft.com/office/word/2006/wordml" xmlns:wps="http://schemas.microsoft.com/office/word/2010/wordprocessingShape" mc:Ignorable="w14 w15 w16se w16cid w16 w16cex w16sdtdh w16sdtfl w16du wp14">
+<w:document xmlns:wpc="http://schemas.microsoft.com/office/word/2010/wordprocessingCanvas" xmlns:cx="http://schemas.microsoft.com/office/drawing/2014/chartex" xmlns:cx1="http://schemas.microsoft.com/office/drawing/2015/9/8/chartex" xmlns:cx2="http://schemas.microsoft.com/office/drawing/2015/10/21/chartex" xmlns:cx3="http://schemas.microsoft.com/office/drawing/2016/5/9/chartex" xmlns:cx4="http://schemas.microsoft.com/office/drawing/2016/5/10/chartex" xmlns:cx5="http://schemas.microsoft.com/office/drawing/2016/5/11/chartex" xmlns:cx6="http://schemas.microsoft.com/office/drawing/2016/5/12/chartex" xmlns:cx7="http://schemas.microsoft.com/office/drawing/2016/5/13/chartex" xmlns:cx8="http://schemas.microsoft.com/office/drawing/2016/5/14/chartex" xmlns:mc="http://schemas.openxmlformats.org/markup-compatibility/2006" xmlns:aink="http://schemas.microsoft.com/office/drawing/2016/ink" xmlns:am3d="http://schemas.microsoft.com/office/drawing/2017/model3d" xmlns:o="urn:schemas-microsoft-com:office:office" xmlns:oel="http://schemas.microsoft.com/office/2019/extlst" xmlns:r="http://schemas.openxmlformats.org/officeDocument/2006/relationships" xmlns:m="http://schemas.openxmlformats.org/officeDocument/2006/math" xmlns:v="urn:schemas-microsoft-com:vml" xmlns:wp14="http://schemas.microsoft.com/office/word/2010/wordprocessingDrawing" xmlns:wp="http://schemas.openxmlformats.org/drawingml/2006/wordprocessingDrawing" xmlns:w10="urn:schemas-microsoft-com:office:word" xmlns:w="http://schemas.openxmlformats.org/wordprocessingml/2006/main" xmlns:w14="http://schemas.microsoft.com/office/word/2010/wordml" xmlns:w15="http://schemas.microsoft.com/office/word/2012/wordml" xmlns:w16cex="http://schemas.microsoft.com/office/word/2018/wordml/cex" xmlns:w16cid="http://schemas.microsoft.com/office/word/2016/wordml/cid" xmlns:w16="http://schemas.microsoft.com/office/word/2018/wordml" xmlns:w16sdtdh="http://schemas.microsoft.com/office/word/2020/wordml/sdtdatahash" xmlns:w16se="http://schemas.microsoft.com/office/word/2015/wordml/symex" xmlns:wpg="http://schemas.microsoft.com/office/word/2010/wordprocessingGroup" xmlns:wpi="http://schemas.microsoft.com/office/word/2010/wordprocessingInk" xmlns:wne="http://schemas.microsoft.com/office/word/2006/wordml" xmlns:wps="http://schemas.microsoft.com/office/word/2010/wordprocessingShape" mc:Ignorable="w14 w15 w16se w16cid w16 w16cex w16sdtdh wp14">
   <w:body>
     <w:p>
       <w:pPr>
@@ -423,7 +423,13 @@
         <w:rPr>
           <w:rFonts w:cs="Times New Roman"/>
         </w:rPr>
-        <w:t>1. Introduction &amp; Project Scope (Adapted from ISO/IEC/IEEE 29148)</w:t>
+        <w:t xml:space="preserve">1. </w:t>
+      </w:r>
+      <w:r>
+        <w:rPr>
+          <w:rFonts w:cs="Times New Roman"/>
+        </w:rPr>
+        <w:t>Introduction &amp; Project Scope (Adapted from ISO/IEC/IEEE 29148)</w:t>
       </w:r>
     </w:p>
     <w:p>
@@ -652,7 +658,13 @@
         <w:rPr>
           <w:sz w:val="26"/>
         </w:rPr>
-        <w:t>1.2 Business Rules &amp; Constraints</w:t>
+        <w:t xml:space="preserve">1.2 Business Rules &amp; </w:t>
+      </w:r>
+      <w:r>
+        <w:rPr>
+          <w:sz w:val="26"/>
+        </w:rPr>
+        <w:t>Constraints</w:t>
       </w:r>
     </w:p>
     <w:p>
@@ -1323,7 +1335,14 @@
           <w:rFonts w:cs="Times New Roman"/>
           <w:bCs/>
         </w:rPr>
-        <w:t>Real-money payments and bank payment gateway integration.</w:t>
+        <w:t xml:space="preserve">Real-money payments and bank </w:t>
+      </w:r>
+      <w:r>
+        <w:rPr>
+          <w:rFonts w:cs="Times New Roman"/>
+          <w:bCs/>
+        </w:rPr>
+        <w:t>payment gateway integration.</w:t>
       </w:r>
     </w:p>
     <w:p>
@@ -1469,6 +1488,12 @@
         </w:rPr>
         <w:lastRenderedPageBreak/>
         <w:t>The conceptual model uses EER to represent the main entities and business relationships. USER is used as the supertype; CLIENT and FREELANCER are the two subtypes through specialization/generalization. This design satisfies the requirement to use EER features and distinguishes common attributes from attributes specific to each user type.</w:t>
+      </w:r>
+      <w:r>
+        <w:rPr>
+          <w:rFonts w:cs="Times New Roman"/>
+        </w:rPr>
+        <w:br/>
       </w:r>
     </w:p>
     <w:p>
@@ -1577,7 +1602,13 @@
         <w:rPr>
           <w:rFonts w:cs="Times New Roman"/>
         </w:rPr>
-        <w:t>USER is the supertype containing common account attributes. CLIENT and FREELANCER are the subtypes containing specialized attributes. In this version, specialization is assumed to be total and disjoint: a USER must belong to one of the two subtypes and cannot belong to both at the same time.</w:t>
+        <w:t xml:space="preserve">USER is the supertype containing common account attributes. CLIENT and FREELANCER are the </w:t>
+      </w:r>
+      <w:r>
+        <w:rPr>
+          <w:rFonts w:cs="Times New Roman"/>
+        </w:rPr>
+        <w:t>subtypes containing specialized attributes. In this version, specialization is assumed to be total and disjoint: a USER must belong to one of the two subtypes and cannot belong to both at the same time.</w:t>
       </w:r>
     </w:p>
     <w:p>
@@ -2034,7 +2065,14 @@
                 <w:rFonts w:cs="Times New Roman"/>
                 <w:sz w:val="20"/>
               </w:rPr>
-              <w:t>Associative entity that resolves the N:M relationship between FREELANCER and SKILL.</w:t>
+              <w:t xml:space="preserve">Associative entity that resolves the N:M </w:t>
+            </w:r>
+            <w:r>
+              <w:rPr>
+                <w:rFonts w:cs="Times New Roman"/>
+                <w:sz w:val="20"/>
+              </w:rPr>
+              <w:t>relationship between FREELANCER and SKILL.</w:t>
             </w:r>
           </w:p>
         </w:tc>
@@ -2302,7 +2340,14 @@
                 <w:rFonts w:cs="Times New Roman"/>
                 <w:sz w:val="20"/>
               </w:rPr>
-              <w:t>Stores the agreement created from an accepted PROPOSAL.</w:t>
+              <w:t xml:space="preserve">Stores the agreement created from an </w:t>
+            </w:r>
+            <w:r>
+              <w:rPr>
+                <w:rFonts w:cs="Times New Roman"/>
+                <w:sz w:val="20"/>
+              </w:rPr>
+              <w:t>accepted PROPOSAL.</w:t>
             </w:r>
           </w:p>
         </w:tc>
@@ -2395,6 +2440,7 @@
                 <w:rFonts w:cs="Times New Roman"/>
                 <w:sz w:val="20"/>
               </w:rPr>
+              <w:lastRenderedPageBreak/>
               <w:t>11</w:t>
             </w:r>
           </w:p>
@@ -2462,7 +2508,6 @@
                 <w:rFonts w:cs="Times New Roman"/>
                 <w:sz w:val="20"/>
               </w:rPr>
-              <w:lastRenderedPageBreak/>
               <w:t>12</w:t>
             </w:r>
           </w:p>
@@ -2504,7 +2549,14 @@
                 <w:rFonts w:cs="Times New Roman"/>
                 <w:sz w:val="20"/>
               </w:rPr>
-              <w:t>Stores reviews and ratings between the parties after a CONTRACT is completed.</w:t>
+              <w:t xml:space="preserve">Stores reviews and ratings between the parties after a CONTRACT is </w:t>
+            </w:r>
+            <w:r>
+              <w:rPr>
+                <w:rFonts w:cs="Times New Roman"/>
+                <w:sz w:val="20"/>
+              </w:rPr>
+              <w:t>completed.</w:t>
             </w:r>
           </w:p>
         </w:tc>
@@ -2784,7 +2836,14 @@
                 <w:rFonts w:cs="Times New Roman"/>
                 <w:sz w:val="20"/>
               </w:rPr>
-              <w:t>1 : N</w:t>
+              <w:t>1</w:t>
+            </w:r>
+            <w:r>
+              <w:rPr>
+                <w:rFonts w:cs="Times New Roman"/>
+                <w:sz w:val="20"/>
+              </w:rPr>
+              <w:t xml:space="preserve"> : N</w:t>
             </w:r>
           </w:p>
         </w:tc>
@@ -2934,7 +2993,14 @@
                 <w:rFonts w:cs="Times New Roman"/>
                 <w:sz w:val="20"/>
               </w:rPr>
-              <w:t>Resolved through FREELANCER_SKILL.</w:t>
+              <w:t xml:space="preserve">Resolved through </w:t>
+            </w:r>
+            <w:r>
+              <w:rPr>
+                <w:rFonts w:cs="Times New Roman"/>
+                <w:sz w:val="20"/>
+              </w:rPr>
+              <w:t>FREELANCER_SKILL.</w:t>
             </w:r>
           </w:p>
         </w:tc>
@@ -3389,7 +3455,14 @@
                 <w:rFonts w:cs="Times New Roman"/>
                 <w:sz w:val="20"/>
               </w:rPr>
-              <w:t>A MILESTONE may be unpaid or may have one successful PAYMENT.</w:t>
+              <w:t xml:space="preserve">A MILESTONE may be </w:t>
+            </w:r>
+            <w:r>
+              <w:rPr>
+                <w:rFonts w:cs="Times New Roman"/>
+                <w:sz w:val="20"/>
+              </w:rPr>
+              <w:t>unpaid or may have one successful PAYMENT.</w:t>
             </w:r>
           </w:p>
         </w:tc>
@@ -3554,7 +3627,14 @@
           <w:rFonts w:cs="Times New Roman"/>
           <w:b/>
         </w:rPr>
-        <w:t>• USER is separated from CLIENT and FREELANCER to avoid repeating common account attributes.</w:t>
+        <w:t xml:space="preserve">• USER is </w:t>
+      </w:r>
+      <w:r>
+        <w:rPr>
+          <w:rFonts w:cs="Times New Roman"/>
+          <w:b/>
+        </w:rPr>
+        <w:t>separated from CLIENT and FREELANCER to avoid repeating common account attributes.</w:t>
       </w:r>
     </w:p>
     <w:p>
@@ -3660,7 +3740,11 @@
         <w:pStyle w:val="ReportBody"/>
       </w:pPr>
       <w:r>
-        <w:t>The logical schema below is mapped directly from the Phase 1 conceptual model. Entity names, relationships, and foreign keys are kept consistent with the Phase 1 ER/EER diagram. In particular, JOB, JOB_CATEGORY, MILESTONE, and the payment participants are retained rather than replaced by alternative entities from the second document.</w:t>
+        <w:t xml:space="preserve">The logical schema below is mapped directly from the Phase 1 conceptual model. Entity names, relationships, and foreign keys are kept consistent with the Phase 1 ER/EER diagram. In </w:t>
+      </w:r>
+      <w:r>
+        <w:lastRenderedPageBreak/>
+        <w:t>particular, JOB, JOB_CATEGORY, MILESTONE, and the payment participants are retained rather than replaced by alternative entities from the second document.</w:t>
       </w:r>
     </w:p>
     <w:p>
@@ -3668,8 +3752,224 @@
         <w:pStyle w:val="Heading3"/>
       </w:pPr>
       <w:r>
+        <w:t>USER</w:t>
+      </w:r>
+    </w:p>
+    <w:p>
+      <w:pPr>
+        <w:pStyle w:val="ReportBody"/>
+      </w:pPr>
+      <w:r>
+        <w:t>users( user_id PK, email, full_name, password_hash, phone )</w:t>
+      </w:r>
+    </w:p>
+    <w:p>
+      <w:pPr>
+        <w:pStyle w:val="Heading3"/>
+      </w:pPr>
+      <w:r>
+        <w:t>CLIENT</w:t>
+      </w:r>
+    </w:p>
+    <w:p>
+      <w:pPr>
+        <w:pStyle w:val="ReportBody"/>
+      </w:pPr>
+      <w:r>
+        <w:t>clients( client_id PK, FK → users.user_id, company_name, company_description, location )</w:t>
+      </w:r>
+    </w:p>
+    <w:p>
+      <w:pPr>
+        <w:pStyle w:val="Heading3"/>
+      </w:pPr>
+      <w:r>
+        <w:t>FREELANCER</w:t>
+      </w:r>
+    </w:p>
+    <w:p>
+      <w:pPr>
+        <w:pStyle w:val="ReportBody"/>
+      </w:pPr>
+      <w:r>
+        <w:t>freelancers( freelancer_id PK, FK → users.user_id, professional_title, bio, hourly_rate, experience_level )</w:t>
+      </w:r>
+    </w:p>
+    <w:p>
+      <w:pPr>
+        <w:pStyle w:val="Heading3"/>
+      </w:pPr>
+      <w:r>
+        <w:t>SKILL</w:t>
+      </w:r>
+    </w:p>
+    <w:p>
+      <w:pPr>
+        <w:pStyle w:val="ReportBody"/>
+      </w:pPr>
+      <w:r>
+        <w:t>skills( skill_id PK, skill_name )</w:t>
+      </w:r>
+    </w:p>
+    <w:p>
+      <w:pPr>
+        <w:pStyle w:val="Heading3"/>
+      </w:pPr>
+      <w:r>
+        <w:t>FREELANCER_SKILL</w:t>
+      </w:r>
+    </w:p>
+    <w:p>
+      <w:pPr>
+        <w:pStyle w:val="ReportBody"/>
+      </w:pPr>
+      <w:r>
+        <w:t>freelancer_skills( freelancer_id PK, FK, skill_id PK, FK, skill_level )</w:t>
+      </w:r>
+    </w:p>
+    <w:p>
+      <w:pPr>
+        <w:pStyle w:val="Heading3"/>
+      </w:pPr>
+      <w:r>
+        <w:t>JOB_CATEGORY</w:t>
+      </w:r>
+    </w:p>
+    <w:p>
+      <w:pPr>
+        <w:pStyle w:val="ReportBody"/>
+      </w:pPr>
+      <w:r>
+        <w:t>job_categories( category_id PK, category_name, description )</w:t>
+      </w:r>
+    </w:p>
+    <w:p>
+      <w:pPr>
+        <w:pStyle w:val="Heading3"/>
+      </w:pPr>
+      <w:r>
+        <w:t>JOB</w:t>
+      </w:r>
+    </w:p>
+    <w:p>
+      <w:pPr>
+        <w:pStyle w:val="ReportBody"/>
+      </w:pPr>
+      <w:r>
+        <w:t>jobs( job_id PK, client_id FK, category_id FK, title, description, budget_min, budget_max, deadline, status )</w:t>
+      </w:r>
+    </w:p>
+    <w:p>
+      <w:pPr>
+        <w:pStyle w:val="Heading3"/>
+      </w:pPr>
+      <w:r>
+        <w:t>PROPOSAL</w:t>
+      </w:r>
+    </w:p>
+    <w:p>
+      <w:pPr>
+        <w:pStyle w:val="ReportBody"/>
+      </w:pPr>
+      <w:r>
+        <w:t>proposals( proposal_id PK, job_id FK, freelancer_id FK, proposed_amount, cover_letter, estimated_days, status, submitted_at )</w:t>
+      </w:r>
+    </w:p>
+    <w:p>
+      <w:pPr>
+        <w:pStyle w:val="Heading3"/>
+      </w:pPr>
+      <w:r>
+        <w:t>CONTRACT</w:t>
+      </w:r>
+    </w:p>
+    <w:p>
+      <w:pPr>
+        <w:pStyle w:val="ReportBody"/>
+      </w:pPr>
+      <w:r>
+        <w:t>contracts( contract_id PK, proposal_id FK UNIQUE, client_id FK, freelancer_id FK, start_date, end_date, total_amount, status )</w:t>
+      </w:r>
+    </w:p>
+    <w:p>
+      <w:pPr>
+        <w:pStyle w:val="Heading3"/>
+      </w:pPr>
+      <w:r>
+        <w:t>MILESTONE</w:t>
+      </w:r>
+    </w:p>
+    <w:p>
+      <w:pPr>
+        <w:pStyle w:val="ReportBody"/>
+      </w:pPr>
+      <w:r>
+        <w:t>milestones( milestone_id PK, contract_id FK, title, description, amount, due_date, status )</w:t>
+      </w:r>
+    </w:p>
+    <w:p>
+      <w:pPr>
+        <w:pStyle w:val="Heading3"/>
+      </w:pPr>
+      <w:r>
+        <w:t>PAYMENT</w:t>
+      </w:r>
+    </w:p>
+    <w:p>
+      <w:pPr>
+        <w:pStyle w:val="ReportBody"/>
+      </w:pPr>
+      <w:r>
+        <w:t>payments( payment_id PK, milestone_id FK UNIQUE, payer_id FK → users.user_id, payee_id FK → users.user_id, amount, payment_status )</w:t>
+      </w:r>
+    </w:p>
+    <w:p>
+      <w:pPr>
+        <w:pStyle w:val="Heading3"/>
+      </w:pPr>
+      <w:r>
+        <w:t>REVIEW</w:t>
+      </w:r>
+    </w:p>
+    <w:p>
+      <w:pPr>
+        <w:pStyle w:val="ReportBody"/>
+      </w:pPr>
+      <w:r>
+        <w:t>reviews( review_id PK, contract_id FK, reviewer_id FK → users.user_id, reviewee_id FK → users.user_id, rating, comment )</w:t>
+      </w:r>
+    </w:p>
+    <w:p>
+      <w:pPr>
+        <w:pStyle w:val="Heading3"/>
+      </w:pPr>
+      <w:r>
+        <w:t>Mapping and integrity notes</w:t>
+      </w:r>
+    </w:p>
+    <w:p>
+      <w:pPr>
+        <w:pStyle w:val="ReportBody"/>
+      </w:pPr>
+      <w:r>
+        <w:t>• USER is the supertype; CLIENT and FREELANCER are 1:1 specializations linked back to USER through their identifiers.</w:t>
+      </w:r>
+    </w:p>
+    <w:p>
+      <w:pPr>
+        <w:pStyle w:val="ReportBody"/>
+      </w:pPr>
+      <w:r>
+        <w:t>• CLIENT owns JOB records, while JOB_CATEGORY classifies JOB. Therefore every JOB references exactly one CLIENT and one JOB_CATEGORY.</w:t>
+      </w:r>
+    </w:p>
+    <w:p>
+      <w:pPr>
+        <w:pStyle w:val="ReportBody"/>
+      </w:pPr>
+      <w:r>
         <w:lastRenderedPageBreak/>
-        <w:t>USER</w:t>
+        <w:t>• FREELANCER_SKILL resolves the many-to-many relationship between FREELANCER and SKILL.</w:t>
       </w:r>
     </w:p>
     <w:p>
@@ -3677,15 +3977,7 @@
         <w:pStyle w:val="ReportBody"/>
       </w:pPr>
       <w:r>
-        <w:t>users( user_id PK, email, full_name, password_hash, phone )</w:t>
-      </w:r>
-    </w:p>
-    <w:p>
-      <w:pPr>
-        <w:pStyle w:val="Heading3"/>
-      </w:pPr>
-      <w:r>
-        <w:t>CLIENT</w:t>
+        <w:t>• PROPOSAL connects one FREELANCER to one JOB. A UNIQUE constraint on (job_id, freelancer_id) enforces the rule that a freelancer may submit at most one proposal for the same job.</w:t>
       </w:r>
     </w:p>
     <w:p>
@@ -3693,15 +3985,7 @@
         <w:pStyle w:val="ReportBody"/>
       </w:pPr>
       <w:r>
-        <w:t>clients( client_id PK, FK → users.user_id, company_name, company_description, location )</w:t>
-      </w:r>
-    </w:p>
-    <w:p>
-      <w:pPr>
-        <w:pStyle w:val="Heading3"/>
-      </w:pPr>
-      <w:r>
-        <w:t>FREELANCER</w:t>
+        <w:t>• CONTRACT is created only from an accepted PROPOSAL. proposal_id is UNIQUE so one proposal can create at most one contract.</w:t>
       </w:r>
     </w:p>
     <w:p>
@@ -3709,208 +3993,10 @@
         <w:pStyle w:val="ReportBody"/>
       </w:pPr>
       <w:r>
-        <w:t>freelancers( freelancer_id PK, FK → users.user_id, professional_title, bio, hourly_rate, experience_level )</w:t>
-      </w:r>
-    </w:p>
-    <w:p>
-      <w:pPr>
-        <w:pStyle w:val="Heading3"/>
-      </w:pPr>
-      <w:r>
-        <w:t>SKILL</w:t>
-      </w:r>
-    </w:p>
-    <w:p>
-      <w:pPr>
-        <w:pStyle w:val="ReportBody"/>
-      </w:pPr>
-      <w:r>
-        <w:t>skills( skill_id PK, skill_name )</w:t>
-      </w:r>
-    </w:p>
-    <w:p>
-      <w:pPr>
-        <w:pStyle w:val="Heading3"/>
-      </w:pPr>
-      <w:r>
-        <w:t>FREELANCER_SKILL</w:t>
-      </w:r>
-    </w:p>
-    <w:p>
-      <w:pPr>
-        <w:pStyle w:val="ReportBody"/>
-      </w:pPr>
-      <w:r>
-        <w:t>freelancer_skills( freelancer_id PK, FK, skill_id PK, FK, skill_level )</w:t>
-      </w:r>
-    </w:p>
-    <w:p>
-      <w:pPr>
-        <w:pStyle w:val="Heading3"/>
-      </w:pPr>
-      <w:r>
-        <w:t>JOB_CATEGORY</w:t>
-      </w:r>
-    </w:p>
-    <w:p>
-      <w:pPr>
-        <w:pStyle w:val="ReportBody"/>
-      </w:pPr>
-      <w:r>
-        <w:t>job_categories( category_id PK, category_name, description )</w:t>
-      </w:r>
-    </w:p>
-    <w:p>
-      <w:pPr>
-        <w:pStyle w:val="Heading3"/>
-      </w:pPr>
-      <w:r>
-        <w:t>JOB</w:t>
-      </w:r>
-    </w:p>
-    <w:p>
-      <w:pPr>
-        <w:pStyle w:val="ReportBody"/>
-      </w:pPr>
-      <w:r>
-        <w:t>jobs( job_id PK, client_id FK, category_id FK, title, description, budget_min, budget_max, deadline, status )</w:t>
-      </w:r>
-    </w:p>
-    <w:p>
-      <w:pPr>
-        <w:pStyle w:val="Heading3"/>
-      </w:pPr>
-      <w:r>
-        <w:t>PROPOSAL</w:t>
-      </w:r>
-    </w:p>
-    <w:p>
-      <w:pPr>
-        <w:pStyle w:val="ReportBody"/>
-      </w:pPr>
-      <w:r>
-        <w:t>proposals( proposal_id PK, job_id FK, freelancer_id FK, proposed_amount, cover_letter, estimated_days, status, submitted_at )</w:t>
-      </w:r>
-    </w:p>
-    <w:p>
-      <w:pPr>
-        <w:pStyle w:val="Heading3"/>
-      </w:pPr>
-      <w:r>
-        <w:t>CONTRACT</w:t>
-      </w:r>
-    </w:p>
-    <w:p>
-      <w:pPr>
-        <w:pStyle w:val="ReportBody"/>
-      </w:pPr>
-      <w:r>
-        <w:t>contracts( contract_id PK, proposal_id FK UNIQUE, client_id FK, freelancer_id FK, start_date, end_date, total_amount, status )</w:t>
-      </w:r>
-    </w:p>
-    <w:p>
-      <w:pPr>
-        <w:pStyle w:val="Heading3"/>
-      </w:pPr>
-      <w:r>
-        <w:t>MILESTONE</w:t>
-      </w:r>
-    </w:p>
-    <w:p>
-      <w:pPr>
-        <w:pStyle w:val="ReportBody"/>
-      </w:pPr>
-      <w:r>
-        <w:t>milestones( milestone_id PK, contract_id FK, title, description, amount, due_date, status )</w:t>
-      </w:r>
-    </w:p>
-    <w:p>
-      <w:pPr>
-        <w:pStyle w:val="Heading3"/>
-      </w:pPr>
-      <w:r>
-        <w:t>PAYMENT</w:t>
-      </w:r>
-    </w:p>
-    <w:p>
-      <w:pPr>
-        <w:pStyle w:val="ReportBody"/>
-      </w:pPr>
-      <w:r>
-        <w:t>payments( payment_id PK, milestone_id FK UNIQUE, payer_id FK → users.user_id, payee_id FK → users.user_id, amount, payment_status )</w:t>
-      </w:r>
-    </w:p>
-    <w:p>
-      <w:pPr>
-        <w:pStyle w:val="Heading3"/>
-      </w:pPr>
-      <w:r>
-        <w:t>REVIEW</w:t>
-      </w:r>
-    </w:p>
-    <w:p>
-      <w:pPr>
-        <w:pStyle w:val="ReportBody"/>
-      </w:pPr>
-      <w:r>
-        <w:t>reviews( review_id PK, contract_id FK, reviewer_id FK → users.user_id, reviewee_id FK → users.user_id, rating, comment )</w:t>
-      </w:r>
-    </w:p>
-    <w:p>
-      <w:pPr>
-        <w:pStyle w:val="Heading3"/>
-      </w:pPr>
-      <w:r>
-        <w:t>Mapping and integrity notes</w:t>
-      </w:r>
-    </w:p>
-    <w:p>
-      <w:pPr>
-        <w:pStyle w:val="ReportBody"/>
-      </w:pPr>
-      <w:r>
-        <w:t>• USER is the supertype; CLIENT and FREELANCER are 1:1 specializations linked back to USER through their identifiers.</w:t>
-      </w:r>
-    </w:p>
-    <w:p>
-      <w:pPr>
-        <w:pStyle w:val="ReportBody"/>
-      </w:pPr>
-      <w:r>
-        <w:t>• CLIENT owns JOB records, while JOB_CATEGORY classifies JOB. Therefore every JOB references exactly one CLIENT and one JOB_CATEGORY.</w:t>
-      </w:r>
-    </w:p>
-    <w:p>
-      <w:pPr>
-        <w:pStyle w:val="ReportBody"/>
-      </w:pPr>
-      <w:r>
-        <w:t>• FREELANCER_SKILL resolves the many-to-many relationship between FREELANCER and SKILL.</w:t>
-      </w:r>
-    </w:p>
-    <w:p>
-      <w:pPr>
-        <w:pStyle w:val="ReportBody"/>
-      </w:pPr>
-      <w:r>
-        <w:lastRenderedPageBreak/>
-        <w:t>• PROPOSAL connects one FREELANCER to one JOB. A UNIQUE constraint on (job_id, freelancer_id) enforces the rule that a freelancer may submit at most one proposal for the same job.</w:t>
-      </w:r>
-    </w:p>
-    <w:p>
-      <w:pPr>
-        <w:pStyle w:val="ReportBody"/>
-      </w:pPr>
-      <w:r>
-        <w:t>• CONTRACT is created only from an accepted PROPOSAL. proposal_id is UNIQUE so one proposal can create at most one contract.</w:t>
-      </w:r>
-    </w:p>
-    <w:p>
-      <w:pPr>
-        <w:pStyle w:val="ReportBody"/>
-      </w:pPr>
-      <w:r>
-        <w:t>• MILESTONE belongs to one CONTRACT. PAYMENT is tied to a MILESTONE and is limited to at most one successful payment per milestone by a UNIQUE milestone_id constraint in the logical design.</w:t>
+        <w:t xml:space="preserve">• MILESTONE belongs to one CONTRACT. PAYMENT is tied to a MILESTONE and is limited to at </w:t>
+      </w:r>
+      <w:r>
+        <w:t>most one successful payment per milestone by a UNIQUE milestone_id constraint in the logical design.</w:t>
       </w:r>
     </w:p>
     <w:p>
@@ -4056,6 +4142,7 @@
         <w:pStyle w:val="ReportBody"/>
       </w:pPr>
       <w:r>
+        <w:lastRenderedPageBreak/>
         <w:t>• Common account data is kept in USER rather than repeated inside CLIENT and FREELANCER.</w:t>
       </w:r>
     </w:p>
@@ -4064,7 +4151,6 @@
         <w:pStyle w:val="ReportBody"/>
       </w:pPr>
       <w:r>
-        <w:lastRenderedPageBreak/>
         <w:t>• JOB stores client_id and category_id as foreign keys instead of duplicating company or category descriptions.</w:t>
       </w:r>
     </w:p>
@@ -4073,7 +4159,10 @@
         <w:pStyle w:val="ReportBody"/>
       </w:pPr>
       <w:r>
-        <w:t>• CONTRACT stores references to the participating CLIENT and FREELANCER and does not repeat profile attributes.</w:t>
+        <w:t xml:space="preserve">• CONTRACT stores references to the </w:t>
+      </w:r>
+      <w:r>
+        <w:t>participating CLIENT and FREELANCER and does not repeat profile attributes.</w:t>
       </w:r>
     </w:p>
     <w:p>
@@ -4399,7 +4488,13 @@
               <w:rPr>
                 <w:sz w:val="16"/>
               </w:rPr>
-              <w:t>Must be unique</w:t>
+              <w:t xml:space="preserve">Must be </w:t>
+            </w:r>
+            <w:r>
+              <w:rPr>
+                <w:sz w:val="16"/>
+              </w:rPr>
+              <w:t>unique</w:t>
             </w:r>
           </w:p>
         </w:tc>
@@ -5675,7 +5770,14 @@
               <w:rPr>
                 <w:sz w:val="16"/>
               </w:rPr>
-              <w:t>Level such as BEGINNER, INTERMEDIATE, ADVANCED, or EXPERT</w:t>
+              <w:t xml:space="preserve">Level such as BEGINNER, </w:t>
+            </w:r>
+            <w:r>
+              <w:rPr>
+                <w:sz w:val="16"/>
+              </w:rPr>
+              <w:lastRenderedPageBreak/>
+              <w:t>INTERMEDIATE, ADVANCED, or EXPERT</w:t>
             </w:r>
           </w:p>
         </w:tc>
@@ -5691,7 +5793,6 @@
         <w:pStyle w:val="Heading3"/>
       </w:pPr>
       <w:r>
-        <w:lastRenderedPageBreak/>
         <w:t>3.4 SKILL</w:t>
       </w:r>
     </w:p>
@@ -6264,7 +6365,13 @@
               <w:rPr>
                 <w:sz w:val="16"/>
               </w:rPr>
-              <w:t>References skills(skill_id)</w:t>
+              <w:t xml:space="preserve">References </w:t>
+            </w:r>
+            <w:r>
+              <w:rPr>
+                <w:sz w:val="16"/>
+              </w:rPr>
+              <w:t>skills(skill_id)</w:t>
             </w:r>
           </w:p>
         </w:tc>
@@ -6558,7 +6665,13 @@
               <w:rPr>
                 <w:sz w:val="16"/>
               </w:rPr>
-              <w:t>Unique category identifier</w:t>
+              <w:t xml:space="preserve">Unique category </w:t>
+            </w:r>
+            <w:r>
+              <w:rPr>
+                <w:sz w:val="16"/>
+              </w:rPr>
+              <w:t>identifier</w:t>
             </w:r>
           </w:p>
         </w:tc>
@@ -7540,7 +7653,13 @@
               <w:rPr>
                 <w:sz w:val="16"/>
               </w:rPr>
-              <w:t>Must be later than the relevant job creation point when populated</w:t>
+              <w:t xml:space="preserve">Must be later than the relevant job </w:t>
+            </w:r>
+            <w:r>
+              <w:rPr>
+                <w:sz w:val="16"/>
+              </w:rPr>
+              <w:t>creation point when populated</w:t>
             </w:r>
           </w:p>
         </w:tc>
@@ -7834,7 +7953,13 @@
               <w:rPr>
                 <w:sz w:val="16"/>
               </w:rPr>
-              <w:t>Unique proposal identifier</w:t>
+              <w:t xml:space="preserve">Unique proposal </w:t>
+            </w:r>
+            <w:r>
+              <w:rPr>
+                <w:sz w:val="16"/>
+              </w:rPr>
+              <w:t>identifier</w:t>
             </w:r>
           </w:p>
         </w:tc>
@@ -8022,6 +8147,7 @@
               <w:rPr>
                 <w:sz w:val="16"/>
               </w:rPr>
+              <w:lastRenderedPageBreak/>
               <w:t>proposed_amount</w:t>
             </w:r>
           </w:p>
@@ -8178,7 +8304,13 @@
               <w:rPr>
                 <w:sz w:val="16"/>
               </w:rPr>
-              <w:t>Proposal description/cover letter</w:t>
+              <w:t xml:space="preserve">Proposal </w:t>
+            </w:r>
+            <w:r>
+              <w:rPr>
+                <w:sz w:val="16"/>
+              </w:rPr>
+              <w:t>description/cover letter</w:t>
             </w:r>
           </w:p>
         </w:tc>
@@ -8498,22 +8630,14 @@
                 <w:b/>
                 <w:sz w:val="17"/>
               </w:rPr>
-              <w:t>Data Type</w:t>
-            </w:r>
-          </w:p>
-        </w:tc>
-        <w:tc>
-          <w:tcPr>
-            <w:tcW w:w="1567" w:type="dxa"/>
-            <w:vAlign w:val="center"/>
-          </w:tcPr>
-          <w:p>
+              <w:t xml:space="preserve">Data </w:t>
+            </w:r>
             <w:r>
               <w:rPr>
                 <w:b/>
                 <w:sz w:val="17"/>
               </w:rPr>
-              <w:t>Key Type</w:t>
+              <w:t>Type</w:t>
             </w:r>
           </w:p>
         </w:tc>
@@ -8528,7 +8652,7 @@
                 <w:b/>
                 <w:sz w:val="17"/>
               </w:rPr>
-              <w:t>Nullable?</w:t>
+              <w:t>Key Type</w:t>
             </w:r>
           </w:p>
         </w:tc>
@@ -8543,7 +8667,7 @@
                 <w:b/>
                 <w:sz w:val="17"/>
               </w:rPr>
-              <w:t>Default Value</w:t>
+              <w:t>Nullable?</w:t>
             </w:r>
           </w:p>
         </w:tc>
@@ -8558,6 +8682,21 @@
                 <w:b/>
                 <w:sz w:val="17"/>
               </w:rPr>
+              <w:t>Default Value</w:t>
+            </w:r>
+          </w:p>
+        </w:tc>
+        <w:tc>
+          <w:tcPr>
+            <w:tcW w:w="1567" w:type="dxa"/>
+            <w:vAlign w:val="center"/>
+          </w:tcPr>
+          <w:p>
+            <w:r>
+              <w:rPr>
+                <w:b/>
+                <w:sz w:val="17"/>
+              </w:rPr>
               <w:t>Business Rules</w:t>
             </w:r>
           </w:p>
@@ -8816,7 +8955,13 @@
               <w:rPr>
                 <w:sz w:val="16"/>
               </w:rPr>
-              <w:t>References clients(client_id)</w:t>
+              <w:t xml:space="preserve">References </w:t>
+            </w:r>
+            <w:r>
+              <w:rPr>
+                <w:sz w:val="16"/>
+              </w:rPr>
+              <w:t>clients(client_id)</w:t>
             </w:r>
           </w:p>
         </w:tc>
@@ -9160,7 +9305,13 @@
               <w:rPr>
                 <w:sz w:val="16"/>
               </w:rPr>
-              <w:t>Must be greater than 0</w:t>
+              <w:t xml:space="preserve">Must be </w:t>
+            </w:r>
+            <w:r>
+              <w:rPr>
+                <w:sz w:val="16"/>
+              </w:rPr>
+              <w:t>greater than 0</w:t>
             </w:r>
           </w:p>
         </w:tc>
@@ -9798,7 +9949,13 @@
               <w:rPr>
                 <w:sz w:val="16"/>
               </w:rPr>
-              <w:t>Must be greater than 0; total milestone value must not exceed contract total</w:t>
+              <w:t xml:space="preserve">Must be greater than 0; total milestone </w:t>
+            </w:r>
+            <w:r>
+              <w:rPr>
+                <w:sz w:val="16"/>
+              </w:rPr>
+              <w:t>value must not exceed contract total</w:t>
             </w:r>
           </w:p>
         </w:tc>
@@ -10350,7 +10507,13 @@
               <w:rPr>
                 <w:sz w:val="16"/>
               </w:rPr>
-              <w:t>References users(user_id); payer must be a party of the contract</w:t>
+              <w:t xml:space="preserve">References users(user_id); payer must be a </w:t>
+            </w:r>
+            <w:r>
+              <w:rPr>
+                <w:sz w:val="16"/>
+              </w:rPr>
+              <w:t>party of the contract</w:t>
             </w:r>
           </w:p>
         </w:tc>
@@ -10538,6 +10701,7 @@
               <w:rPr>
                 <w:sz w:val="16"/>
               </w:rPr>
+              <w:lastRenderedPageBreak/>
               <w:t>payment_status</w:t>
             </w:r>
           </w:p>
@@ -10624,7 +10788,6 @@
         <w:pStyle w:val="Heading3"/>
       </w:pPr>
       <w:r>
-        <w:lastRenderedPageBreak/>
         <w:t>3.12 REVIEW</w:t>
       </w:r>
     </w:p>
@@ -10903,7 +11066,13 @@
               <w:rPr>
                 <w:sz w:val="16"/>
               </w:rPr>
-              <w:t>References contracts(contract_id)</w:t>
+              <w:t xml:space="preserve">References </w:t>
+            </w:r>
+            <w:r>
+              <w:rPr>
+                <w:sz w:val="16"/>
+              </w:rPr>
+              <w:t>contracts(contract_id)</w:t>
             </w:r>
           </w:p>
         </w:tc>
@@ -11161,7 +11330,13 @@
               <w:rPr>
                 <w:sz w:val="16"/>
               </w:rPr>
-              <w:t>Rating must be between 1 and 5; reviewer cannot equal reviewee</w:t>
+              <w:t xml:space="preserve">Rating must be </w:t>
+            </w:r>
+            <w:r>
+              <w:rPr>
+                <w:sz w:val="16"/>
+              </w:rPr>
+              <w:t>between 1 and 5; reviewer cannot equal reviewee</w:t>
             </w:r>
           </w:p>
         </w:tc>
@@ -11285,7 +11460,10 @@
         <w:pStyle w:val="ReportBody"/>
       </w:pPr>
       <w:r>
-        <w:t>To be completed in the implementation phase. The final DDL must implement the reconciled logical schema above.</w:t>
+        <w:t xml:space="preserve">To be completed in the implementation phase. The final DDL must </w:t>
+      </w:r>
+      <w:r>
+        <w:t>implement the reconciled logical schema above.</w:t>
       </w:r>
     </w:p>
     <w:p>
@@ -11364,7 +11542,7 @@
 </file>
 
 <file path=word/endnotes.xml><?xml version="1.0" encoding="utf-8"?>
-<w:endnotes xmlns:wpc="http://schemas.microsoft.com/office/word/2010/wordprocessingCanvas" xmlns:cx="http://schemas.microsoft.com/office/drawing/2014/chartex" xmlns:cx1="http://schemas.microsoft.com/office/drawing/2015/9/8/chartex" xmlns:cx2="http://schemas.microsoft.com/office/drawing/2015/10/21/chartex" xmlns:cx3="http://schemas.microsoft.com/office/drawing/2016/5/9/chartex" xmlns:cx4="http://schemas.microsoft.com/office/drawing/2016/5/10/chartex" xmlns:cx5="http://schemas.microsoft.com/office/drawing/2016/5/11/chartex" xmlns:cx6="http://schemas.microsoft.com/office/drawing/2016/5/12/chartex" xmlns:cx7="http://schemas.microsoft.com/office/drawing/2016/5/13/chartex" xmlns:cx8="http://schemas.microsoft.com/office/drawing/2016/5/14/chartex" xmlns:mc="http://schemas.openxmlformats.org/markup-compatibility/2006" xmlns:aink="http://schemas.microsoft.com/office/drawing/2016/ink" xmlns:am3d="http://schemas.microsoft.com/office/drawing/2017/model3d" xmlns:o="urn:schemas-microsoft-com:office:office" xmlns:oel="http://schemas.microsoft.com/office/2019/extlst" xmlns:r="http://schemas.openxmlformats.org/officeDocument/2006/relationships" xmlns:m="http://schemas.openxmlformats.org/officeDocument/2006/math" xmlns:v="urn:schemas-microsoft-com:vml" xmlns:wp14="http://schemas.microsoft.com/office/word/2010/wordprocessingDrawing" xmlns:wp="http://schemas.openxmlformats.org/drawingml/2006/wordprocessingDrawing" xmlns:w10="urn:schemas-microsoft-com:office:word" xmlns:w="http://schemas.openxmlformats.org/wordprocessingml/2006/main" xmlns:w14="http://schemas.microsoft.com/office/word/2010/wordml" xmlns:w15="http://schemas.microsoft.com/office/word/2012/wordml" xmlns:w16cex="http://schemas.microsoft.com/office/word/2018/wordml/cex" xmlns:w16cid="http://schemas.microsoft.com/office/word/2016/wordml/cid" xmlns:w16="http://schemas.microsoft.com/office/word/2018/wordml" xmlns:w16du="http://schemas.microsoft.com/office/word/2023/wordml/word16du" xmlns:w16sdtdh="http://schemas.microsoft.com/office/word/2020/wordml/sdtdatahash" xmlns:w16sdtfl="http://schemas.microsoft.com/office/word/2024/wordml/sdtformatlock" xmlns:w16se="http://schemas.microsoft.com/office/word/2015/wordml/symex" xmlns:wpg="http://schemas.microsoft.com/office/word/2010/wordprocessingGroup" xmlns:wpi="http://schemas.microsoft.com/office/word/2010/wordprocessingInk" xmlns:wne="http://schemas.microsoft.com/office/word/2006/wordml" xmlns:wps="http://schemas.microsoft.com/office/word/2010/wordprocessingShape" mc:Ignorable="w14 w15 w16se w16cid w16 w16cex w16sdtdh w16sdtfl w16du wp14">
+<w:endnotes xmlns:wpc="http://schemas.microsoft.com/office/word/2010/wordprocessingCanvas" xmlns:cx="http://schemas.microsoft.com/office/drawing/2014/chartex" xmlns:cx1="http://schemas.microsoft.com/office/drawing/2015/9/8/chartex" xmlns:cx2="http://schemas.microsoft.com/office/drawing/2015/10/21/chartex" xmlns:cx3="http://schemas.microsoft.com/office/drawing/2016/5/9/chartex" xmlns:cx4="http://schemas.microsoft.com/office/drawing/2016/5/10/chartex" xmlns:cx5="http://schemas.microsoft.com/office/drawing/2016/5/11/chartex" xmlns:cx6="http://schemas.microsoft.com/office/drawing/2016/5/12/chartex" xmlns:cx7="http://schemas.microsoft.com/office/drawing/2016/5/13/chartex" xmlns:cx8="http://schemas.microsoft.com/office/drawing/2016/5/14/chartex" xmlns:mc="http://schemas.openxmlformats.org/markup-compatibility/2006" xmlns:aink="http://schemas.microsoft.com/office/drawing/2016/ink" xmlns:am3d="http://schemas.microsoft.com/office/drawing/2017/model3d" xmlns:o="urn:schemas-microsoft-com:office:office" xmlns:oel="http://schemas.microsoft.com/office/2019/extlst" xmlns:r="http://schemas.openxmlformats.org/officeDocument/2006/relationships" xmlns:m="http://schemas.openxmlformats.org/officeDocument/2006/math" xmlns:v="urn:schemas-microsoft-com:vml" xmlns:wp14="http://schemas.microsoft.com/office/word/2010/wordprocessingDrawing" xmlns:wp="http://schemas.openxmlformats.org/drawingml/2006/wordprocessingDrawing" xmlns:w10="urn:schemas-microsoft-com:office:word" xmlns:w="http://schemas.openxmlformats.org/wordprocessingml/2006/main" xmlns:w14="http://schemas.microsoft.com/office/word/2010/wordml" xmlns:w15="http://schemas.microsoft.com/office/word/2012/wordml" xmlns:w16cex="http://schemas.microsoft.com/office/word/2018/wordml/cex" xmlns:w16cid="http://schemas.microsoft.com/office/word/2016/wordml/cid" xmlns:w16="http://schemas.microsoft.com/office/word/2018/wordml" xmlns:w16sdtdh="http://schemas.microsoft.com/office/word/2020/wordml/sdtdatahash" xmlns:w16se="http://schemas.microsoft.com/office/word/2015/wordml/symex" xmlns:wpg="http://schemas.microsoft.com/office/word/2010/wordprocessingGroup" xmlns:wpi="http://schemas.microsoft.com/office/word/2010/wordprocessingInk" xmlns:wne="http://schemas.microsoft.com/office/word/2006/wordml" xmlns:wps="http://schemas.microsoft.com/office/word/2010/wordprocessingShape" mc:Ignorable="w14 w15 w16se w16cid w16 w16cex w16sdtdh wp14">
   <w:endnote w:type="separator" w:id="-1">
     <w:p>
       <w:r>
@@ -11383,7 +11561,7 @@
 </file>
 
 <file path=word/footnotes.xml><?xml version="1.0" encoding="utf-8"?>
-<w:footnotes xmlns:wpc="http://schemas.microsoft.com/office/word/2010/wordprocessingCanvas" xmlns:cx="http://schemas.microsoft.com/office/drawing/2014/chartex" xmlns:cx1="http://schemas.microsoft.com/office/drawing/2015/9/8/chartex" xmlns:cx2="http://schemas.microsoft.com/office/drawing/2015/10/21/chartex" xmlns:cx3="http://schemas.microsoft.com/office/drawing/2016/5/9/chartex" xmlns:cx4="http://schemas.microsoft.com/office/drawing/2016/5/10/chartex" xmlns:cx5="http://schemas.microsoft.com/office/drawing/2016/5/11/chartex" xmlns:cx6="http://schemas.microsoft.com/office/drawing/2016/5/12/chartex" xmlns:cx7="http://schemas.microsoft.com/office/drawing/2016/5/13/chartex" xmlns:cx8="http://schemas.microsoft.com/office/drawing/2016/5/14/chartex" xmlns:mc="http://schemas.openxmlformats.org/markup-compatibility/2006" xmlns:aink="http://schemas.microsoft.com/office/drawing/2016/ink" xmlns:am3d="http://schemas.microsoft.com/office/drawing/2017/model3d" xmlns:o="urn:schemas-microsoft-com:office:office" xmlns:oel="http://schemas.microsoft.com/office/2019/extlst" xmlns:r="http://schemas.openxmlformats.org/officeDocument/2006/relationships" xmlns:m="http://schemas.openxmlformats.org/officeDocument/2006/math" xmlns:v="urn:schemas-microsoft-com:vml" xmlns:wp14="http://schemas.microsoft.com/office/word/2010/wordprocessingDrawing" xmlns:wp="http://schemas.openxmlformats.org/drawingml/2006/wordprocessingDrawing" xmlns:w10="urn:schemas-microsoft-com:office:word" xmlns:w="http://schemas.openxmlformats.org/wordprocessingml/2006/main" xmlns:w14="http://schemas.microsoft.com/office/word/2010/wordml" xmlns:w15="http://schemas.microsoft.com/office/word/2012/wordml" xmlns:w16cex="http://schemas.microsoft.com/office/word/2018/wordml/cex" xmlns:w16cid="http://schemas.microsoft.com/office/word/2016/wordml/cid" xmlns:w16="http://schemas.microsoft.com/office/word/2018/wordml" xmlns:w16du="http://schemas.microsoft.com/office/word/2023/wordml/word16du" xmlns:w16sdtdh="http://schemas.microsoft.com/office/word/2020/wordml/sdtdatahash" xmlns:w16sdtfl="http://schemas.microsoft.com/office/word/2024/wordml/sdtformatlock" xmlns:w16se="http://schemas.microsoft.com/office/word/2015/wordml/symex" xmlns:wpg="http://schemas.microsoft.com/office/word/2010/wordprocessingGroup" xmlns:wpi="http://schemas.microsoft.com/office/word/2010/wordprocessingInk" xmlns:wne="http://schemas.microsoft.com/office/word/2006/wordml" xmlns:wps="http://schemas.microsoft.com/office/word/2010/wordprocessingShape" mc:Ignorable="w14 w15 w16se w16cid w16 w16cex w16sdtdh w16sdtfl w16du wp14">
+<w:footnotes xmlns:wpc="http://schemas.microsoft.com/office/word/2010/wordprocessingCanvas" xmlns:cx="http://schemas.microsoft.com/office/drawing/2014/chartex" xmlns:cx1="http://schemas.microsoft.com/office/drawing/2015/9/8/chartex" xmlns:cx2="http://schemas.microsoft.com/office/drawing/2015/10/21/chartex" xmlns:cx3="http://schemas.microsoft.com/office/drawing/2016/5/9/chartex" xmlns:cx4="http://schemas.microsoft.com/office/drawing/2016/5/10/chartex" xmlns:cx5="http://schemas.microsoft.com/office/drawing/2016/5/11/chartex" xmlns:cx6="http://schemas.microsoft.com/office/drawing/2016/5/12/chartex" xmlns:cx7="http://schemas.microsoft.com/office/drawing/2016/5/13/chartex" xmlns:cx8="http://schemas.microsoft.com/office/drawing/2016/5/14/chartex" xmlns:mc="http://schemas.openxmlformats.org/markup-compatibility/2006" xmlns:aink="http://schemas.microsoft.com/office/drawing/2016/ink" xmlns:am3d="http://schemas.microsoft.com/office/drawing/2017/model3d" xmlns:o="urn:schemas-microsoft-com:office:office" xmlns:oel="http://schemas.microsoft.com/office/2019/extlst" xmlns:r="http://schemas.openxmlformats.org/officeDocument/2006/relationships" xmlns:m="http://schemas.openxmlformats.org/officeDocument/2006/math" xmlns:v="urn:schemas-microsoft-com:vml" xmlns:wp14="http://schemas.microsoft.com/office/word/2010/wordprocessingDrawing" xmlns:wp="http://schemas.openxmlformats.org/drawingml/2006/wordprocessingDrawing" xmlns:w10="urn:schemas-microsoft-com:office:word" xmlns:w="http://schemas.openxmlformats.org/wordprocessingml/2006/main" xmlns:w14="http://schemas.microsoft.com/office/word/2010/wordml" xmlns:w15="http://schemas.microsoft.com/office/word/2012/wordml" xmlns:w16cex="http://schemas.microsoft.com/office/word/2018/wordml/cex" xmlns:w16cid="http://schemas.microsoft.com/office/word/2016/wordml/cid" xmlns:w16="http://schemas.microsoft.com/office/word/2018/wordml" xmlns:w16sdtdh="http://schemas.microsoft.com/office/word/2020/wordml/sdtdatahash" xmlns:w16se="http://schemas.microsoft.com/office/word/2015/wordml/symex" xmlns:wpg="http://schemas.microsoft.com/office/word/2010/wordprocessingGroup" xmlns:wpi="http://schemas.microsoft.com/office/word/2010/wordprocessingInk" xmlns:wne="http://schemas.microsoft.com/office/word/2006/wordml" xmlns:wps="http://schemas.microsoft.com/office/word/2010/wordprocessingShape" mc:Ignorable="w14 w15 w16se w16cid w16 w16cex w16sdtdh wp14">
   <w:footnote w:type="separator" w:id="-1">
     <w:p>
       <w:r>
@@ -11402,7 +11580,7 @@
 </file>
 
 <file path=word/numbering.xml><?xml version="1.0" encoding="utf-8"?>
-<w:numbering xmlns:wpc="http://schemas.microsoft.com/office/word/2010/wordprocessingCanvas" xmlns:cx="http://schemas.microsoft.com/office/drawing/2014/chartex" xmlns:cx1="http://schemas.microsoft.com/office/drawing/2015/9/8/chartex" xmlns:cx2="http://schemas.microsoft.com/office/drawing/2015/10/21/chartex" xmlns:cx3="http://schemas.microsoft.com/office/drawing/2016/5/9/chartex" xmlns:cx4="http://schemas.microsoft.com/office/drawing/2016/5/10/chartex" xmlns:cx5="http://schemas.microsoft.com/office/drawing/2016/5/11/chartex" xmlns:cx6="http://schemas.microsoft.com/office/drawing/2016/5/12/chartex" xmlns:cx7="http://schemas.microsoft.com/office/drawing/2016/5/13/chartex" xmlns:cx8="http://schemas.microsoft.com/office/drawing/2016/5/14/chartex" xmlns:mc="http://schemas.openxmlformats.org/markup-compatibility/2006" xmlns:aink="http://schemas.microsoft.com/office/drawing/2016/ink" xmlns:am3d="http://schemas.microsoft.com/office/drawing/2017/model3d" xmlns:o="urn:schemas-microsoft-com:office:office" xmlns:oel="http://schemas.microsoft.com/office/2019/extlst" xmlns:r="http://schemas.openxmlformats.org/officeDocument/2006/relationships" xmlns:m="http://schemas.openxmlformats.org/officeDocument/2006/math" xmlns:v="urn:schemas-microsoft-com:vml" xmlns:wp14="http://schemas.microsoft.com/office/word/2010/wordprocessingDrawing" xmlns:wp="http://schemas.openxmlformats.org/drawingml/2006/wordprocessingDrawing" xmlns:w10="urn:schemas-microsoft-com:office:word" xmlns:w="http://schemas.openxmlformats.org/wordprocessingml/2006/main" xmlns:w14="http://schemas.microsoft.com/office/word/2010/wordml" xmlns:w15="http://schemas.microsoft.com/office/word/2012/wordml" xmlns:w16cex="http://schemas.microsoft.com/office/word/2018/wordml/cex" xmlns:w16cid="http://schemas.microsoft.com/office/word/2016/wordml/cid" xmlns:w16="http://schemas.microsoft.com/office/word/2018/wordml" xmlns:w16du="http://schemas.microsoft.com/office/word/2023/wordml/word16du" xmlns:w16sdtdh="http://schemas.microsoft.com/office/word/2020/wordml/sdtdatahash" xmlns:w16sdtfl="http://schemas.microsoft.com/office/word/2024/wordml/sdtformatlock" xmlns:w16se="http://schemas.microsoft.com/office/word/2015/wordml/symex" xmlns:wpg="http://schemas.microsoft.com/office/word/2010/wordprocessingGroup" xmlns:wpi="http://schemas.microsoft.com/office/word/2010/wordprocessingInk" xmlns:wne="http://schemas.microsoft.com/office/word/2006/wordml" xmlns:wps="http://schemas.microsoft.com/office/word/2010/wordprocessingShape" mc:Ignorable="w14 w15 w16se w16cid w16 w16cex w16sdtdh w16sdtfl w16du wp14">
+<w:numbering xmlns:wpc="http://schemas.microsoft.com/office/word/2010/wordprocessingCanvas" xmlns:cx="http://schemas.microsoft.com/office/drawing/2014/chartex" xmlns:cx1="http://schemas.microsoft.com/office/drawing/2015/9/8/chartex" xmlns:cx2="http://schemas.microsoft.com/office/drawing/2015/10/21/chartex" xmlns:cx3="http://schemas.microsoft.com/office/drawing/2016/5/9/chartex" xmlns:cx4="http://schemas.microsoft.com/office/drawing/2016/5/10/chartex" xmlns:cx5="http://schemas.microsoft.com/office/drawing/2016/5/11/chartex" xmlns:cx6="http://schemas.microsoft.com/office/drawing/2016/5/12/chartex" xmlns:cx7="http://schemas.microsoft.com/office/drawing/2016/5/13/chartex" xmlns:cx8="http://schemas.microsoft.com/office/drawing/2016/5/14/chartex" xmlns:mc="http://schemas.openxmlformats.org/markup-compatibility/2006" xmlns:aink="http://schemas.microsoft.com/office/drawing/2016/ink" xmlns:am3d="http://schemas.microsoft.com/office/drawing/2017/model3d" xmlns:o="urn:schemas-microsoft-com:office:office" xmlns:oel="http://schemas.microsoft.com/office/2019/extlst" xmlns:r="http://schemas.openxmlformats.org/officeDocument/2006/relationships" xmlns:m="http://schemas.openxmlformats.org/officeDocument/2006/math" xmlns:v="urn:schemas-microsoft-com:vml" xmlns:wp14="http://schemas.microsoft.com/office/word/2010/wordprocessingDrawing" xmlns:wp="http://schemas.openxmlformats.org/drawingml/2006/wordprocessingDrawing" xmlns:w10="urn:schemas-microsoft-com:office:word" xmlns:w="http://schemas.openxmlformats.org/wordprocessingml/2006/main" xmlns:w14="http://schemas.microsoft.com/office/word/2010/wordml" xmlns:w15="http://schemas.microsoft.com/office/word/2012/wordml" xmlns:w16cex="http://schemas.microsoft.com/office/word/2018/wordml/cex" xmlns:w16cid="http://schemas.microsoft.com/office/word/2016/wordml/cid" xmlns:w16="http://schemas.microsoft.com/office/word/2018/wordml" xmlns:w16sdtdh="http://schemas.microsoft.com/office/word/2020/wordml/sdtdatahash" xmlns:w16se="http://schemas.microsoft.com/office/word/2015/wordml/symex" xmlns:wpg="http://schemas.microsoft.com/office/word/2010/wordprocessingGroup" xmlns:wpi="http://schemas.microsoft.com/office/word/2010/wordprocessingInk" xmlns:wne="http://schemas.microsoft.com/office/word/2006/wordml" xmlns:wps="http://schemas.microsoft.com/office/word/2010/wordprocessingShape" mc:Ignorable="w14 w15 w16se w16cid w16 w16cex w16sdtdh wp14">
   <w:abstractNum w:abstractNumId="0" w15:restartNumberingAfterBreak="0">
     <w:nsid w:val="0000A991"/>
     <w:multiLevelType w:val="multilevel"/>
@@ -12202,7 +12380,7 @@
 </file>
 
 <file path=word/styles.xml><?xml version="1.0" encoding="utf-8"?>
-<w:styles xmlns:mc="http://schemas.openxmlformats.org/markup-compatibility/2006" xmlns:r="http://schemas.openxmlformats.org/officeDocument/2006/relationships" xmlns:w="http://schemas.openxmlformats.org/wordprocessingml/2006/main" xmlns:w14="http://schemas.microsoft.com/office/word/2010/wordml" xmlns:w15="http://schemas.microsoft.com/office/word/2012/wordml" xmlns:w16cex="http://schemas.microsoft.com/office/word/2018/wordml/cex" xmlns:w16cid="http://schemas.microsoft.com/office/word/2016/wordml/cid" xmlns:w16="http://schemas.microsoft.com/office/word/2018/wordml" xmlns:w16du="http://schemas.microsoft.com/office/word/2023/wordml/word16du" xmlns:w16sdtdh="http://schemas.microsoft.com/office/word/2020/wordml/sdtdatahash" xmlns:w16sdtfl="http://schemas.microsoft.com/office/word/2024/wordml/sdtformatlock" xmlns:w16se="http://schemas.microsoft.com/office/word/2015/wordml/symex" mc:Ignorable="w14 w15 w16se w16cid w16 w16cex w16sdtdh w16sdtfl w16du">
+<w:styles xmlns:mc="http://schemas.openxmlformats.org/markup-compatibility/2006" xmlns:r="http://schemas.openxmlformats.org/officeDocument/2006/relationships" xmlns:w="http://schemas.openxmlformats.org/wordprocessingml/2006/main" xmlns:w14="http://schemas.microsoft.com/office/word/2010/wordml" xmlns:w15="http://schemas.microsoft.com/office/word/2012/wordml" xmlns:w16cex="http://schemas.microsoft.com/office/word/2018/wordml/cex" xmlns:w16cid="http://schemas.microsoft.com/office/word/2016/wordml/cid" xmlns:w16="http://schemas.microsoft.com/office/word/2018/wordml" xmlns:w16sdtdh="http://schemas.microsoft.com/office/word/2020/wordml/sdtdatahash" xmlns:w16se="http://schemas.microsoft.com/office/word/2015/wordml/symex" mc:Ignorable="w14 w15 w16se w16cid w16 w16cex w16sdtdh">
   <w:docDefaults>
     <w:rPrDefault>
       <w:rPr>
